--- a/IzyBrd_Demo_Guide.docx
+++ b/IzyBrd_Demo_Guide.docx
@@ -1,6 +1,6 @@
 
 <file path=word/document.xml><?xml version="1.0" encoding="utf-8"?>
-<w:document xmlns:wpc="http://schemas.microsoft.com/office/word/2010/wordprocessingCanvas" xmlns:mc="http://schemas.openxmlformats.org/markup-compatibility/2006" xmlns:o="urn:schemas-microsoft-com:office:office" xmlns:r="http://schemas.openxmlformats.org/officeDocument/2006/relationships" xmlns:m="http://schemas.openxmlformats.org/officeDocument/2006/math" xmlns:v="urn:schemas-microsoft-com:vml" xmlns:wp14="http://schemas.microsoft.com/office/word/2010/wordprocessingDrawing" xmlns:wp="http://schemas.openxmlformats.org/drawingml/2006/wordprocessingDrawing" xmlns:w10="urn:schemas-microsoft-com:office:word" xmlns:w="http://schemas.openxmlformats.org/wordprocessingml/2006/main" xmlns:w14="http://schemas.microsoft.com/office/word/2010/wordml" xmlns:w15="http://schemas.microsoft.com/office/word/2012/wordml" xmlns:wpg="http://schemas.microsoft.com/office/word/2010/wordprocessingGroup" xmlns:wpi="http://schemas.microsoft.com/office/word/2010/wordprocessingInk" xmlns:wne="http://schemas.microsoft.com/office/word/2006/wordml" xmlns:wps="http://schemas.microsoft.com/office/word/2010/wordprocessingShape" xmlns:cx="http://schemas.microsoft.com/office/drawing/2014/chartex" xmlns:cx1="http://schemas.microsoft.com/office/drawing/2015/9/8/chartex" xmlns:cx2="http://schemas.microsoft.com/office/drawing/2015/10/21/chartex" xmlns:cx3="http://schemas.microsoft.com/office/drawing/2016/5/9/chartex" xmlns:cx4="http://schemas.microsoft.com/office/drawing/2016/5/10/chartex" xmlns:cx5="http://schemas.microsoft.com/office/drawing/2016/5/11/chartex" xmlns:cx6="http://schemas.microsoft.com/office/drawing/2016/5/12/chartex" xmlns:cx7="http://schemas.microsoft.com/office/drawing/2016/5/13/chartex" xmlns:cx8="http://schemas.microsoft.com/office/drawing/2016/5/14/chartex" xmlns:aink="http://schemas.microsoft.com/office/drawing/2016/ink" xmlns:am3d="http://schemas.microsoft.com/office/drawing/2017/model3d" xmlns:w16cex="http://schemas.microsoft.com/office/word/2018/wordml/cex" xmlns:w16cid="http://schemas.microsoft.com/office/word/2016/wordml/cid" xmlns:w16="http://schemas.microsoft.com/office/word/2018/wordml" xmlns:w16sdtdh="http://schemas.microsoft.com/office/word/2020/wordml/sdtdatahash" xmlns:w16se="http://schemas.microsoft.com/office/word/2015/wordml/symex" mc:Ignorable="w14 w15 wp14">
+<w:document xmlns:wpc="http://schemas.microsoft.com/office/word/2010/wordprocessingCanvas" xmlns:cx="http://schemas.microsoft.com/office/drawing/2014/chartex" xmlns:cx1="http://schemas.microsoft.com/office/drawing/2015/9/8/chartex" xmlns:cx2="http://schemas.microsoft.com/office/drawing/2015/10/21/chartex" xmlns:cx3="http://schemas.microsoft.com/office/drawing/2016/5/9/chartex" xmlns:cx4="http://schemas.microsoft.com/office/drawing/2016/5/10/chartex" xmlns:cx5="http://schemas.microsoft.com/office/drawing/2016/5/11/chartex" xmlns:cx6="http://schemas.microsoft.com/office/drawing/2016/5/12/chartex" xmlns:cx7="http://schemas.microsoft.com/office/drawing/2016/5/13/chartex" xmlns:cx8="http://schemas.microsoft.com/office/drawing/2016/5/14/chartex" xmlns:mc="http://schemas.openxmlformats.org/markup-compatibility/2006" xmlns:aink="http://schemas.microsoft.com/office/drawing/2016/ink" xmlns:am3d="http://schemas.microsoft.com/office/drawing/2017/model3d" xmlns:o="urn:schemas-microsoft-com:office:office" xmlns:oel="http://schemas.microsoft.com/office/2019/extlst" xmlns:r="http://schemas.openxmlformats.org/officeDocument/2006/relationships" xmlns:m="http://schemas.openxmlformats.org/officeDocument/2006/math" xmlns:v="urn:schemas-microsoft-com:vml" xmlns:wp14="http://schemas.microsoft.com/office/word/2010/wordprocessingDrawing" xmlns:wp="http://schemas.openxmlformats.org/drawingml/2006/wordprocessingDrawing" xmlns:w10="urn:schemas-microsoft-com:office:word" xmlns:w="http://schemas.openxmlformats.org/wordprocessingml/2006/main" xmlns:w14="http://schemas.microsoft.com/office/word/2010/wordml" xmlns:w15="http://schemas.microsoft.com/office/word/2012/wordml" xmlns:w16cex="http://schemas.microsoft.com/office/word/2018/wordml/cex" xmlns:w16cid="http://schemas.microsoft.com/office/word/2016/wordml/cid" xmlns:w16="http://schemas.microsoft.com/office/word/2018/wordml" xmlns:w16du="http://schemas.microsoft.com/office/word/2023/wordml/word16du" xmlns:w16sdtdh="http://schemas.microsoft.com/office/word/2020/wordml/sdtdatahash" xmlns:w16sdtfl="http://schemas.microsoft.com/office/word/2024/wordml/sdtformatlock" xmlns:w16se="http://schemas.microsoft.com/office/word/2015/wordml/symex" xmlns:wpg="http://schemas.microsoft.com/office/word/2010/wordprocessingGroup" xmlns:wpi="http://schemas.microsoft.com/office/word/2010/wordprocessingInk" xmlns:wne="http://schemas.microsoft.com/office/word/2006/wordml" xmlns:wps="http://schemas.microsoft.com/office/word/2010/wordprocessingShape" mc:Ignorable="w14 w15 w16se w16cid w16 w16cex w16sdtdh w16sdtfl w16du wp14">
   <w:body>
     <w:p>
       <w:pPr>
@@ -14,7 +14,7 @@
           <w:sz w:val="50"/>
           <w:szCs w:val="50"/>
         </w:rPr>
-        <w:t xml:space="preserve">IzyBrd</w:t>
+        <w:t>IzyBrd</w:t>
       </w:r>
     </w:p>
     <w:p>
@@ -27,13 +27,13 @@
           <w:sz w:val="30"/>
           <w:szCs w:val="30"/>
         </w:rPr>
-        <w:t xml:space="preserve">Your Demo Guide &amp; Script</w:t>
+        <w:t>Your Demo Guide &amp; Script</w:t>
       </w:r>
     </w:p>
     <w:p>
       <w:pPr>
         <w:pBdr>
-          <w:bottom w:val="single" w:color="1A1A1A" w:sz="6" w:space="6"/>
+          <w:bottom w:val="single" w:sz="6" w:space="6" w:color="1A1A1A"/>
         </w:pBdr>
         <w:spacing w:after="140"/>
       </w:pPr>
@@ -43,7 +43,7 @@
           <w:sz w:val="20"/>
           <w:szCs w:val="20"/>
         </w:rPr>
-        <w:t xml:space="preserve">Everything you need to walk someone through the app — step by step.</w:t>
+        <w:t>Everything you need to walk someone through the app — step by step.</w:t>
       </w:r>
     </w:p>
     <w:p>
@@ -55,7 +55,7 @@
           <w:i/>
           <w:iCs/>
         </w:rPr>
-        <w:t xml:space="preserve">First demos feel nerve-wracking for everyone — that’s completely normal. Remember: you built this, you know it better than anyone in the room, and a demo is just showing off something you’re proud of. Take a breath, go slowly, and have fun with it. This guide has your setup, a word-for-word script, and a few backup tips. You’ve got this.</w:t>
+        <w:t>First demos feel nerve-wracking for everyone — that’s completely normal. Remember: you built this, you know it better than anyone in the room, and a demo is just showing off something you’re proud of. Take a breath, go slowly, and have fun with it. This guide has your setup, a word-for-word script, and a few backup tips. You’ve got this.</w:t>
       </w:r>
     </w:p>
     <w:p>
@@ -63,7 +63,7 @@
         <w:pStyle w:val="Heading1"/>
       </w:pPr>
       <w:r>
-        <w:t xml:space="preserve">1. Before You Start (5-minute setup)</w:t>
+        <w:t>1. Before You Start (5-minute setup)</w:t>
       </w:r>
     </w:p>
     <w:p>
@@ -71,7 +71,7 @@
         <w:spacing w:after="120"/>
       </w:pPr>
       <w:r>
-        <w:t xml:space="preserve">Do this right before the meeting so everything is fresh and ready:</w:t>
+        <w:t>Do this right before the meeting so everything is fresh and ready:</w:t>
       </w:r>
     </w:p>
     <w:p>
@@ -84,7 +84,7 @@
         <w:spacing w:after="70"/>
       </w:pPr>
       <w:r>
-        <w:t xml:space="preserve">Open the project: from the IzyBrd folder, run  npx expo start --web  (it opens in Chrome).</w:t>
+        <w:t>Open the project: from the IzyBrd folder, run  npx expo start --web  (it opens in Chrome).</w:t>
       </w:r>
     </w:p>
     <w:p>
@@ -97,7 +97,7 @@
         <w:spacing w:after="70"/>
       </w:pPr>
       <w:r>
-        <w:t xml:space="preserve">Make it look like a phone: press F12, then Ctrl + Shift + M, and pick “iPhone 12 Pro” at the top.</w:t>
+        <w:t>Make it look like a phone: press F12, then Ctrl + Shift + M, and pick “iPhone 12 Pro” at the top.</w:t>
       </w:r>
     </w:p>
     <w:p>
@@ -110,7 +110,7 @@
         <w:spacing w:after="70"/>
       </w:pPr>
       <w:r>
-        <w:t xml:space="preserve">Make sure you’re signed in and sitting on the For You feed.</w:t>
+        <w:t>Make sure you’re signed in and sitting on the For You feed.</w:t>
       </w:r>
     </w:p>
     <w:p>
@@ -123,7 +123,7 @@
         <w:spacing w:after="70"/>
       </w:pPr>
       <w:r>
-        <w:t xml:space="preserve">Have one cute listing ready to post (a photo saved on your computer + a title in mind).</w:t>
+        <w:t>Have one cute listing ready to post (a photo saved on your computer + a title in mind).</w:t>
       </w:r>
     </w:p>
     <w:p>
@@ -136,7 +136,7 @@
         <w:spacing w:after="70"/>
       </w:pPr>
       <w:r>
-        <w:t xml:space="preserve">Close other tabs, mute notifications, and full-screen the browser for a clean screen-share.</w:t>
+        <w:t>Close other tabs, mute notifications, and full-screen the browser for a clean screen-share.</w:t>
       </w:r>
     </w:p>
     <w:p>
@@ -149,7 +149,7 @@
         <w:spacing w:after="70"/>
       </w:pPr>
       <w:r>
-        <w:t xml:space="preserve">Optional: open a second Chrome window signed in as a different account, for the live-chat moment.</w:t>
+        <w:t>Optional: open a second Chrome window signed in as a different account, for the live-chat moment.</w:t>
       </w:r>
     </w:p>
     <w:p>
@@ -162,7 +162,7 @@
         <w:spacing w:after="70"/>
       </w:pPr>
       <w:r>
-        <w:t xml:space="preserve">Have a glass of water nearby. Smile. You’re ready.</w:t>
+        <w:t>Have a glass of water nearby. Smile. You’re ready.</w:t>
       </w:r>
     </w:p>
     <w:p>
@@ -170,7 +170,7 @@
         <w:pStyle w:val="Heading1"/>
       </w:pPr>
       <w:r>
-        <w:t xml:space="preserve">2. How to Open (say this first)</w:t>
+        <w:t>2. How to Open (say this first)</w:t>
       </w:r>
     </w:p>
     <w:p>
@@ -178,13 +178,13 @@
         <w:spacing w:after="120"/>
       </w:pPr>
       <w:r>
-        <w:t xml:space="preserve">A short, confident intro sets the tone. Something like:</w:t>
+        <w:t>A short, confident intro sets the tone. Something like:</w:t>
       </w:r>
     </w:p>
     <w:p>
       <w:pPr>
         <w:pBdr>
-          <w:left w:val="single" w:color="2438D6" w:sz="18" w:space="12"/>
+          <w:left w:val="single" w:sz="18" w:space="12" w:color="2438D6"/>
         </w:pBdr>
         <w:spacing w:after="120"/>
         <w:ind w:left="360"/>
@@ -195,7 +195,7 @@
           <w:iCs/>
           <w:color w:val="333333"/>
         </w:rPr>
-        <w:t xml:space="preserve">“Hi everyone! I’ve been building IzyBrd — a mobile marketplace for buying and selling sweatshirts, made for college students. Think TikTok meets Depop: you scroll a feed of listings, and you can buy, sell, message sellers, and follow other students. Let me show you it working live.”</w:t>
+        <w:t>“Hi everyone! I’ve been building IzyBrd — a mobile marketplace for buying and selling sweatshirts, made for college students. Think TikTok meets Depop: you scroll a feed of listings, and you can buy, sell, message sellers, and follow other students. Let me show you it working live.”</w:t>
       </w:r>
     </w:p>
     <w:p>
@@ -203,7 +203,7 @@
         <w:pStyle w:val="Heading1"/>
       </w:pPr>
       <w:r>
-        <w:t xml:space="preserve">3. The Demo — Step by Step</w:t>
+        <w:t>3. The Demo — Step by Step</w:t>
       </w:r>
     </w:p>
     <w:p>
@@ -211,20 +211,25 @@
         <w:spacing w:after="120"/>
       </w:pPr>
       <w:r>
-        <w:t xml:space="preserve">Left column = what to click. Right column = something you can say. Go at your own pace; you don’t have to say it word for word.</w:t>
+        <w:t>Left column = what to click. Right column = something you can say. Go at your own pace; you don’t have to say it word for word.</w:t>
       </w:r>
     </w:p>
     <w:tbl>
       <w:tblPr>
-        <w:tblW w:type="dxa" w:w="9360"/>
+        <w:tblW w:w="9360" w:type="dxa"/>
         <w:tblBorders>
-          <w:top w:val="single" w:color="auto" w:sz="4"/>
-          <w:left w:val="single" w:color="auto" w:sz="4"/>
-          <w:bottom w:val="single" w:color="auto" w:sz="4"/>
-          <w:right w:val="single" w:color="auto" w:sz="4"/>
-          <w:insideH w:val="single" w:color="auto" w:sz="4"/>
-          <w:insideV w:val="single" w:color="auto" w:sz="4"/>
+          <w:top w:val="single" w:sz="4" w:space="0" w:color="auto"/>
+          <w:left w:val="single" w:sz="4" w:space="0" w:color="auto"/>
+          <w:bottom w:val="single" w:sz="4" w:space="0" w:color="auto"/>
+          <w:right w:val="single" w:sz="4" w:space="0" w:color="auto"/>
+          <w:insideH w:val="single" w:sz="4" w:space="0" w:color="auto"/>
+          <w:insideV w:val="single" w:sz="4" w:space="0" w:color="auto"/>
         </w:tblBorders>
+        <w:tblCellMar>
+          <w:left w:w="10" w:type="dxa"/>
+          <w:right w:w="10" w:type="dxa"/>
+        </w:tblCellMar>
+        <w:tblLook w:val="0000" w:firstRow="0" w:lastRow="0" w:firstColumn="0" w:lastColumn="0" w:noHBand="0" w:noVBand="0"/>
       </w:tblPr>
       <w:tblGrid>
         <w:gridCol w:w="600"/>
@@ -232,24 +237,30 @@
         <w:gridCol w:w="5060"/>
       </w:tblGrid>
       <w:tr>
+        <w:tblPrEx>
+          <w:tblCellMar>
+            <w:top w:w="0" w:type="dxa"/>
+            <w:bottom w:w="0" w:type="dxa"/>
+          </w:tblCellMar>
+        </w:tblPrEx>
         <w:trPr>
           <w:tblHeader/>
         </w:trPr>
         <w:tc>
           <w:tcPr>
-            <w:tcW w:type="dxa" w:w="600"/>
-            <w:tcBorders>
-              <w:top w:val="single" w:color="DDDDDD" w:sz="1"/>
-              <w:left w:val="single" w:color="DDDDDD" w:sz="1"/>
-              <w:bottom w:val="single" w:color="DDDDDD" w:sz="1"/>
-              <w:right w:val="single" w:color="DDDDDD" w:sz="1"/>
-            </w:tcBorders>
-            <w:shd w:fill="1A1A1A" w:val="clear"/>
-            <w:tcMar>
-              <w:top w:type="dxa" w:w="90"/>
-              <w:left w:type="dxa" w:w="120"/>
-              <w:bottom w:type="dxa" w:w="90"/>
-              <w:right w:type="dxa" w:w="100"/>
+            <w:tcW w:w="600" w:type="dxa"/>
+            <w:tcBorders>
+              <w:top w:val="single" w:sz="1" w:space="0" w:color="DDDDDD"/>
+              <w:left w:val="single" w:sz="1" w:space="0" w:color="DDDDDD"/>
+              <w:bottom w:val="single" w:sz="1" w:space="0" w:color="DDDDDD"/>
+              <w:right w:val="single" w:sz="1" w:space="0" w:color="DDDDDD"/>
+            </w:tcBorders>
+            <w:shd w:val="clear" w:color="auto" w:fill="1A1A1A"/>
+            <w:tcMar>
+              <w:top w:w="90" w:type="dxa"/>
+              <w:left w:w="120" w:type="dxa"/>
+              <w:bottom w:w="90" w:type="dxa"/>
+              <w:right w:w="100" w:type="dxa"/>
             </w:tcMar>
           </w:tcPr>
           <w:p>
@@ -259,25 +270,25 @@
                 <w:bCs/>
                 <w:color w:val="FFFFFF"/>
               </w:rPr>
-              <w:t xml:space="preserve">#</w:t>
-            </w:r>
-          </w:p>
-        </w:tc>
-        <w:tc>
-          <w:tcPr>
-            <w:tcW w:type="dxa" w:w="3700"/>
-            <w:tcBorders>
-              <w:top w:val="single" w:color="DDDDDD" w:sz="1"/>
-              <w:left w:val="single" w:color="DDDDDD" w:sz="1"/>
-              <w:bottom w:val="single" w:color="DDDDDD" w:sz="1"/>
-              <w:right w:val="single" w:color="DDDDDD" w:sz="1"/>
-            </w:tcBorders>
-            <w:shd w:fill="1A1A1A" w:val="clear"/>
-            <w:tcMar>
-              <w:top w:type="dxa" w:w="90"/>
-              <w:left w:type="dxa" w:w="120"/>
-              <w:bottom w:type="dxa" w:w="90"/>
-              <w:right w:type="dxa" w:w="120"/>
+              <w:t>#</w:t>
+            </w:r>
+          </w:p>
+        </w:tc>
+        <w:tc>
+          <w:tcPr>
+            <w:tcW w:w="3700" w:type="dxa"/>
+            <w:tcBorders>
+              <w:top w:val="single" w:sz="1" w:space="0" w:color="DDDDDD"/>
+              <w:left w:val="single" w:sz="1" w:space="0" w:color="DDDDDD"/>
+              <w:bottom w:val="single" w:sz="1" w:space="0" w:color="DDDDDD"/>
+              <w:right w:val="single" w:sz="1" w:space="0" w:color="DDDDDD"/>
+            </w:tcBorders>
+            <w:shd w:val="clear" w:color="auto" w:fill="1A1A1A"/>
+            <w:tcMar>
+              <w:top w:w="90" w:type="dxa"/>
+              <w:left w:w="120" w:type="dxa"/>
+              <w:bottom w:w="90" w:type="dxa"/>
+              <w:right w:w="120" w:type="dxa"/>
             </w:tcMar>
           </w:tcPr>
           <w:p>
@@ -287,25 +298,25 @@
                 <w:bCs/>
                 <w:color w:val="FFFFFF"/>
               </w:rPr>
-              <w:t xml:space="preserve">Do this</w:t>
-            </w:r>
-          </w:p>
-        </w:tc>
-        <w:tc>
-          <w:tcPr>
-            <w:tcW w:type="dxa" w:w="5060"/>
-            <w:tcBorders>
-              <w:top w:val="single" w:color="DDDDDD" w:sz="1"/>
-              <w:left w:val="single" w:color="DDDDDD" w:sz="1"/>
-              <w:bottom w:val="single" w:color="DDDDDD" w:sz="1"/>
-              <w:right w:val="single" w:color="DDDDDD" w:sz="1"/>
-            </w:tcBorders>
-            <w:shd w:fill="1A1A1A" w:val="clear"/>
-            <w:tcMar>
-              <w:top w:type="dxa" w:w="90"/>
-              <w:left w:type="dxa" w:w="120"/>
-              <w:bottom w:type="dxa" w:w="90"/>
-              <w:right w:type="dxa" w:w="120"/>
+              <w:t>Do this</w:t>
+            </w:r>
+          </w:p>
+        </w:tc>
+        <w:tc>
+          <w:tcPr>
+            <w:tcW w:w="5060" w:type="dxa"/>
+            <w:tcBorders>
+              <w:top w:val="single" w:sz="1" w:space="0" w:color="DDDDDD"/>
+              <w:left w:val="single" w:sz="1" w:space="0" w:color="DDDDDD"/>
+              <w:bottom w:val="single" w:sz="1" w:space="0" w:color="DDDDDD"/>
+              <w:right w:val="single" w:sz="1" w:space="0" w:color="DDDDDD"/>
+            </w:tcBorders>
+            <w:shd w:val="clear" w:color="auto" w:fill="1A1A1A"/>
+            <w:tcMar>
+              <w:top w:w="90" w:type="dxa"/>
+              <w:left w:w="120" w:type="dxa"/>
+              <w:bottom w:w="90" w:type="dxa"/>
+              <w:right w:w="120" w:type="dxa"/>
             </w:tcMar>
           </w:tcPr>
           <w:p>
@@ -315,26 +326,32 @@
                 <w:bCs/>
                 <w:color w:val="FFFFFF"/>
               </w:rPr>
-              <w:t xml:space="preserve">Say this</w:t>
+              <w:t>Say this</w:t>
             </w:r>
           </w:p>
         </w:tc>
       </w:tr>
       <w:tr>
-        <w:tc>
-          <w:tcPr>
-            <w:tcW w:type="dxa" w:w="600"/>
-            <w:tcBorders>
-              <w:top w:val="single" w:color="DDDDDD" w:sz="1"/>
-              <w:left w:val="single" w:color="DDDDDD" w:sz="1"/>
-              <w:bottom w:val="single" w:color="DDDDDD" w:sz="1"/>
-              <w:right w:val="single" w:color="DDDDDD" w:sz="1"/>
-            </w:tcBorders>
-            <w:tcMar>
-              <w:top w:type="dxa" w:w="90"/>
-              <w:left w:type="dxa" w:w="120"/>
-              <w:bottom w:type="dxa" w:w="90"/>
-              <w:right w:type="dxa" w:w="100"/>
+        <w:tblPrEx>
+          <w:tblCellMar>
+            <w:top w:w="0" w:type="dxa"/>
+            <w:bottom w:w="0" w:type="dxa"/>
+          </w:tblCellMar>
+        </w:tblPrEx>
+        <w:tc>
+          <w:tcPr>
+            <w:tcW w:w="600" w:type="dxa"/>
+            <w:tcBorders>
+              <w:top w:val="single" w:sz="1" w:space="0" w:color="DDDDDD"/>
+              <w:left w:val="single" w:sz="1" w:space="0" w:color="DDDDDD"/>
+              <w:bottom w:val="single" w:sz="1" w:space="0" w:color="DDDDDD"/>
+              <w:right w:val="single" w:sz="1" w:space="0" w:color="DDDDDD"/>
+            </w:tcBorders>
+            <w:tcMar>
+              <w:top w:w="90" w:type="dxa"/>
+              <w:left w:w="120" w:type="dxa"/>
+              <w:bottom w:w="90" w:type="dxa"/>
+              <w:right w:w="100" w:type="dxa"/>
             </w:tcMar>
           </w:tcPr>
           <w:p>
@@ -346,46 +363,46 @@
                 <w:sz w:val="26"/>
                 <w:szCs w:val="26"/>
               </w:rPr>
-              <w:t xml:space="preserve">1</w:t>
-            </w:r>
-          </w:p>
-        </w:tc>
-        <w:tc>
-          <w:tcPr>
-            <w:tcW w:type="dxa" w:w="3700"/>
-            <w:tcBorders>
-              <w:top w:val="single" w:color="DDDDDD" w:sz="1"/>
-              <w:left w:val="single" w:color="DDDDDD" w:sz="1"/>
-              <w:bottom w:val="single" w:color="DDDDDD" w:sz="1"/>
-              <w:right w:val="single" w:color="DDDDDD" w:sz="1"/>
-            </w:tcBorders>
-            <w:tcMar>
-              <w:top w:type="dxa" w:w="90"/>
-              <w:left w:type="dxa" w:w="120"/>
-              <w:bottom w:type="dxa" w:w="90"/>
-              <w:right w:type="dxa" w:w="120"/>
-            </w:tcMar>
-          </w:tcPr>
-          <w:p>
-            <w:r>
-              <w:t xml:space="preserve">Open the app on the For You feed and scroll once or twice</w:t>
-            </w:r>
-          </w:p>
-        </w:tc>
-        <w:tc>
-          <w:tcPr>
-            <w:tcW w:type="dxa" w:w="5060"/>
-            <w:tcBorders>
-              <w:top w:val="single" w:color="DDDDDD" w:sz="1"/>
-              <w:left w:val="single" w:color="DDDDDD" w:sz="1"/>
-              <w:bottom w:val="single" w:color="DDDDDD" w:sz="1"/>
-              <w:right w:val="single" w:color="DDDDDD" w:sz="1"/>
-            </w:tcBorders>
-            <w:tcMar>
-              <w:top w:type="dxa" w:w="90"/>
-              <w:left w:type="dxa" w:w="120"/>
-              <w:bottom w:type="dxa" w:w="90"/>
-              <w:right w:type="dxa" w:w="120"/>
+              <w:t>1</w:t>
+            </w:r>
+          </w:p>
+        </w:tc>
+        <w:tc>
+          <w:tcPr>
+            <w:tcW w:w="3700" w:type="dxa"/>
+            <w:tcBorders>
+              <w:top w:val="single" w:sz="1" w:space="0" w:color="DDDDDD"/>
+              <w:left w:val="single" w:sz="1" w:space="0" w:color="DDDDDD"/>
+              <w:bottom w:val="single" w:sz="1" w:space="0" w:color="DDDDDD"/>
+              <w:right w:val="single" w:sz="1" w:space="0" w:color="DDDDDD"/>
+            </w:tcBorders>
+            <w:tcMar>
+              <w:top w:w="90" w:type="dxa"/>
+              <w:left w:w="120" w:type="dxa"/>
+              <w:bottom w:w="90" w:type="dxa"/>
+              <w:right w:w="120" w:type="dxa"/>
+            </w:tcMar>
+          </w:tcPr>
+          <w:p>
+            <w:r>
+              <w:t>Open the app on the For You feed and scroll once or twice</w:t>
+            </w:r>
+          </w:p>
+        </w:tc>
+        <w:tc>
+          <w:tcPr>
+            <w:tcW w:w="5060" w:type="dxa"/>
+            <w:tcBorders>
+              <w:top w:val="single" w:sz="1" w:space="0" w:color="DDDDDD"/>
+              <w:left w:val="single" w:sz="1" w:space="0" w:color="DDDDDD"/>
+              <w:bottom w:val="single" w:sz="1" w:space="0" w:color="DDDDDD"/>
+              <w:right w:val="single" w:sz="1" w:space="0" w:color="DDDDDD"/>
+            </w:tcBorders>
+            <w:tcMar>
+              <w:top w:w="90" w:type="dxa"/>
+              <w:left w:w="120" w:type="dxa"/>
+              <w:bottom w:w="90" w:type="dxa"/>
+              <w:right w:w="120" w:type="dxa"/>
             </w:tcMar>
           </w:tcPr>
           <w:p>
@@ -395,27 +412,33 @@
                 <w:iCs/>
                 <w:color w:val="444444"/>
               </w:rPr>
-              <w:t xml:space="preserve">“This is the home feed — a full-screen, TikTok-style scroll of sweatshirts students are selling. Each listing has a photo, a price, the seller, and a little story behind the piece.”</w:t>
+              <w:t>“This is the home feed — a full-screen, TikTok-style scroll of sweatshirts students are selling. Each listing has a photo, a price, the seller, and a little story behind the piece.”</w:t>
             </w:r>
           </w:p>
         </w:tc>
       </w:tr>
       <w:tr>
-        <w:tc>
-          <w:tcPr>
-            <w:tcW w:type="dxa" w:w="600"/>
-            <w:tcBorders>
-              <w:top w:val="single" w:color="DDDDDD" w:sz="1"/>
-              <w:left w:val="single" w:color="DDDDDD" w:sz="1"/>
-              <w:bottom w:val="single" w:color="DDDDDD" w:sz="1"/>
-              <w:right w:val="single" w:color="DDDDDD" w:sz="1"/>
-            </w:tcBorders>
-            <w:shd w:fill="F4F6FF" w:val="clear"/>
-            <w:tcMar>
-              <w:top w:type="dxa" w:w="90"/>
-              <w:left w:type="dxa" w:w="120"/>
-              <w:bottom w:type="dxa" w:w="90"/>
-              <w:right w:type="dxa" w:w="100"/>
+        <w:tblPrEx>
+          <w:tblCellMar>
+            <w:top w:w="0" w:type="dxa"/>
+            <w:bottom w:w="0" w:type="dxa"/>
+          </w:tblCellMar>
+        </w:tblPrEx>
+        <w:tc>
+          <w:tcPr>
+            <w:tcW w:w="600" w:type="dxa"/>
+            <w:tcBorders>
+              <w:top w:val="single" w:sz="1" w:space="0" w:color="DDDDDD"/>
+              <w:left w:val="single" w:sz="1" w:space="0" w:color="DDDDDD"/>
+              <w:bottom w:val="single" w:sz="1" w:space="0" w:color="DDDDDD"/>
+              <w:right w:val="single" w:sz="1" w:space="0" w:color="DDDDDD"/>
+            </w:tcBorders>
+            <w:shd w:val="clear" w:color="auto" w:fill="F4F6FF"/>
+            <w:tcMar>
+              <w:top w:w="90" w:type="dxa"/>
+              <w:left w:w="120" w:type="dxa"/>
+              <w:bottom w:w="90" w:type="dxa"/>
+              <w:right w:w="100" w:type="dxa"/>
             </w:tcMar>
           </w:tcPr>
           <w:p>
@@ -427,48 +450,48 @@
                 <w:sz w:val="26"/>
                 <w:szCs w:val="26"/>
               </w:rPr>
-              <w:t xml:space="preserve">2</w:t>
-            </w:r>
-          </w:p>
-        </w:tc>
-        <w:tc>
-          <w:tcPr>
-            <w:tcW w:type="dxa" w:w="3700"/>
-            <w:tcBorders>
-              <w:top w:val="single" w:color="DDDDDD" w:sz="1"/>
-              <w:left w:val="single" w:color="DDDDDD" w:sz="1"/>
-              <w:bottom w:val="single" w:color="DDDDDD" w:sz="1"/>
-              <w:right w:val="single" w:color="DDDDDD" w:sz="1"/>
-            </w:tcBorders>
-            <w:shd w:fill="F4F6FF" w:val="clear"/>
-            <w:tcMar>
-              <w:top w:type="dxa" w:w="90"/>
-              <w:left w:type="dxa" w:w="120"/>
-              <w:bottom w:type="dxa" w:w="90"/>
-              <w:right w:type="dxa" w:w="120"/>
-            </w:tcMar>
-          </w:tcPr>
-          <w:p>
-            <w:r>
-              <w:t xml:space="preserve">Point at the tabs at the top (Following / Local / For You)</w:t>
-            </w:r>
-          </w:p>
-        </w:tc>
-        <w:tc>
-          <w:tcPr>
-            <w:tcW w:type="dxa" w:w="5060"/>
-            <w:tcBorders>
-              <w:top w:val="single" w:color="DDDDDD" w:sz="1"/>
-              <w:left w:val="single" w:color="DDDDDD" w:sz="1"/>
-              <w:bottom w:val="single" w:color="DDDDDD" w:sz="1"/>
-              <w:right w:val="single" w:color="DDDDDD" w:sz="1"/>
-            </w:tcBorders>
-            <w:shd w:fill="F4F6FF" w:val="clear"/>
-            <w:tcMar>
-              <w:top w:type="dxa" w:w="90"/>
-              <w:left w:type="dxa" w:w="120"/>
-              <w:bottom w:type="dxa" w:w="90"/>
-              <w:right w:type="dxa" w:w="120"/>
+              <w:t>2</w:t>
+            </w:r>
+          </w:p>
+        </w:tc>
+        <w:tc>
+          <w:tcPr>
+            <w:tcW w:w="3700" w:type="dxa"/>
+            <w:tcBorders>
+              <w:top w:val="single" w:sz="1" w:space="0" w:color="DDDDDD"/>
+              <w:left w:val="single" w:sz="1" w:space="0" w:color="DDDDDD"/>
+              <w:bottom w:val="single" w:sz="1" w:space="0" w:color="DDDDDD"/>
+              <w:right w:val="single" w:sz="1" w:space="0" w:color="DDDDDD"/>
+            </w:tcBorders>
+            <w:shd w:val="clear" w:color="auto" w:fill="F4F6FF"/>
+            <w:tcMar>
+              <w:top w:w="90" w:type="dxa"/>
+              <w:left w:w="120" w:type="dxa"/>
+              <w:bottom w:w="90" w:type="dxa"/>
+              <w:right w:w="120" w:type="dxa"/>
+            </w:tcMar>
+          </w:tcPr>
+          <w:p>
+            <w:r>
+              <w:t>Point at the tabs at the top (Following / Local / For You)</w:t>
+            </w:r>
+          </w:p>
+        </w:tc>
+        <w:tc>
+          <w:tcPr>
+            <w:tcW w:w="5060" w:type="dxa"/>
+            <w:tcBorders>
+              <w:top w:val="single" w:sz="1" w:space="0" w:color="DDDDDD"/>
+              <w:left w:val="single" w:sz="1" w:space="0" w:color="DDDDDD"/>
+              <w:bottom w:val="single" w:sz="1" w:space="0" w:color="DDDDDD"/>
+              <w:right w:val="single" w:sz="1" w:space="0" w:color="DDDDDD"/>
+            </w:tcBorders>
+            <w:shd w:val="clear" w:color="auto" w:fill="F4F6FF"/>
+            <w:tcMar>
+              <w:top w:w="90" w:type="dxa"/>
+              <w:left w:w="120" w:type="dxa"/>
+              <w:bottom w:w="90" w:type="dxa"/>
+              <w:right w:w="120" w:type="dxa"/>
             </w:tcMar>
           </w:tcPr>
           <w:p>
@@ -478,26 +501,32 @@
                 <w:iCs/>
                 <w:color w:val="444444"/>
               </w:rPr>
-              <w:t xml:space="preserve">“‘For You’ shows listings from everyone, and ‘Following’ shows only people I follow — just like TikTok.”</w:t>
+              <w:t>“‘For You’ shows listings from everyone, and ‘Following’ shows only people I follow — just like TikTok.”</w:t>
             </w:r>
           </w:p>
         </w:tc>
       </w:tr>
       <w:tr>
-        <w:tc>
-          <w:tcPr>
-            <w:tcW w:type="dxa" w:w="600"/>
-            <w:tcBorders>
-              <w:top w:val="single" w:color="DDDDDD" w:sz="1"/>
-              <w:left w:val="single" w:color="DDDDDD" w:sz="1"/>
-              <w:bottom w:val="single" w:color="DDDDDD" w:sz="1"/>
-              <w:right w:val="single" w:color="DDDDDD" w:sz="1"/>
-            </w:tcBorders>
-            <w:tcMar>
-              <w:top w:type="dxa" w:w="90"/>
-              <w:left w:type="dxa" w:w="120"/>
-              <w:bottom w:type="dxa" w:w="90"/>
-              <w:right w:type="dxa" w:w="100"/>
+        <w:tblPrEx>
+          <w:tblCellMar>
+            <w:top w:w="0" w:type="dxa"/>
+            <w:bottom w:w="0" w:type="dxa"/>
+          </w:tblCellMar>
+        </w:tblPrEx>
+        <w:tc>
+          <w:tcPr>
+            <w:tcW w:w="600" w:type="dxa"/>
+            <w:tcBorders>
+              <w:top w:val="single" w:sz="1" w:space="0" w:color="DDDDDD"/>
+              <w:left w:val="single" w:sz="1" w:space="0" w:color="DDDDDD"/>
+              <w:bottom w:val="single" w:sz="1" w:space="0" w:color="DDDDDD"/>
+              <w:right w:val="single" w:sz="1" w:space="0" w:color="DDDDDD"/>
+            </w:tcBorders>
+            <w:tcMar>
+              <w:top w:w="90" w:type="dxa"/>
+              <w:left w:w="120" w:type="dxa"/>
+              <w:bottom w:w="90" w:type="dxa"/>
+              <w:right w:w="100" w:type="dxa"/>
             </w:tcMar>
           </w:tcPr>
           <w:p>
@@ -509,46 +538,47 @@
                 <w:sz w:val="26"/>
                 <w:szCs w:val="26"/>
               </w:rPr>
-              <w:t xml:space="preserve">3</w:t>
-            </w:r>
-          </w:p>
-        </w:tc>
-        <w:tc>
-          <w:tcPr>
-            <w:tcW w:type="dxa" w:w="3700"/>
-            <w:tcBorders>
-              <w:top w:val="single" w:color="DDDDDD" w:sz="1"/>
-              <w:left w:val="single" w:color="DDDDDD" w:sz="1"/>
-              <w:bottom w:val="single" w:color="DDDDDD" w:sz="1"/>
-              <w:right w:val="single" w:color="DDDDDD" w:sz="1"/>
-            </w:tcBorders>
-            <w:tcMar>
-              <w:top w:type="dxa" w:w="90"/>
-              <w:left w:type="dxa" w:w="120"/>
-              <w:bottom w:type="dxa" w:w="90"/>
-              <w:right w:type="dxa" w:w="120"/>
-            </w:tcMar>
-          </w:tcPr>
-          <w:p>
-            <w:r>
-              <w:t xml:space="preserve">Tap Sell, add a photo, a title and price, pick style / size / condition, then tap Post</w:t>
-            </w:r>
-          </w:p>
-        </w:tc>
-        <w:tc>
-          <w:tcPr>
-            <w:tcW w:type="dxa" w:w="5060"/>
-            <w:tcBorders>
-              <w:top w:val="single" w:color="DDDDDD" w:sz="1"/>
-              <w:left w:val="single" w:color="DDDDDD" w:sz="1"/>
-              <w:bottom w:val="single" w:color="DDDDDD" w:sz="1"/>
-              <w:right w:val="single" w:color="DDDDDD" w:sz="1"/>
-            </w:tcBorders>
-            <w:tcMar>
-              <w:top w:type="dxa" w:w="90"/>
-              <w:left w:type="dxa" w:w="120"/>
-              <w:bottom w:type="dxa" w:w="90"/>
-              <w:right w:type="dxa" w:w="120"/>
+              <w:lastRenderedPageBreak/>
+              <w:t>3</w:t>
+            </w:r>
+          </w:p>
+        </w:tc>
+        <w:tc>
+          <w:tcPr>
+            <w:tcW w:w="3700" w:type="dxa"/>
+            <w:tcBorders>
+              <w:top w:val="single" w:sz="1" w:space="0" w:color="DDDDDD"/>
+              <w:left w:val="single" w:sz="1" w:space="0" w:color="DDDDDD"/>
+              <w:bottom w:val="single" w:sz="1" w:space="0" w:color="DDDDDD"/>
+              <w:right w:val="single" w:sz="1" w:space="0" w:color="DDDDDD"/>
+            </w:tcBorders>
+            <w:tcMar>
+              <w:top w:w="90" w:type="dxa"/>
+              <w:left w:w="120" w:type="dxa"/>
+              <w:bottom w:w="90" w:type="dxa"/>
+              <w:right w:w="120" w:type="dxa"/>
+            </w:tcMar>
+          </w:tcPr>
+          <w:p>
+            <w:r>
+              <w:t>Tap Sell, add a photo, a title and price, pick style / size / condition, then tap Post</w:t>
+            </w:r>
+          </w:p>
+        </w:tc>
+        <w:tc>
+          <w:tcPr>
+            <w:tcW w:w="5060" w:type="dxa"/>
+            <w:tcBorders>
+              <w:top w:val="single" w:sz="1" w:space="0" w:color="DDDDDD"/>
+              <w:left w:val="single" w:sz="1" w:space="0" w:color="DDDDDD"/>
+              <w:bottom w:val="single" w:sz="1" w:space="0" w:color="DDDDDD"/>
+              <w:right w:val="single" w:sz="1" w:space="0" w:color="DDDDDD"/>
+            </w:tcBorders>
+            <w:tcMar>
+              <w:top w:w="90" w:type="dxa"/>
+              <w:left w:w="120" w:type="dxa"/>
+              <w:bottom w:w="90" w:type="dxa"/>
+              <w:right w:w="120" w:type="dxa"/>
             </w:tcMar>
           </w:tcPr>
           <w:p>
@@ -558,27 +588,33 @@
                 <w:iCs/>
                 <w:color w:val="444444"/>
               </w:rPr>
-              <w:t xml:space="preserve">“Selling takes about a minute. I add a photo, a title, a price, and a few details … and post it.”</w:t>
+              <w:t>“Selling takes about a minute. I add a photo, a title, a price, and a few details … and post it.”</w:t>
             </w:r>
           </w:p>
         </w:tc>
       </w:tr>
       <w:tr>
-        <w:tc>
-          <w:tcPr>
-            <w:tcW w:type="dxa" w:w="600"/>
-            <w:tcBorders>
-              <w:top w:val="single" w:color="DDDDDD" w:sz="1"/>
-              <w:left w:val="single" w:color="DDDDDD" w:sz="1"/>
-              <w:bottom w:val="single" w:color="DDDDDD" w:sz="1"/>
-              <w:right w:val="single" w:color="DDDDDD" w:sz="1"/>
-            </w:tcBorders>
-            <w:shd w:fill="F4F6FF" w:val="clear"/>
-            <w:tcMar>
-              <w:top w:type="dxa" w:w="90"/>
-              <w:left w:type="dxa" w:w="120"/>
-              <w:bottom w:type="dxa" w:w="90"/>
-              <w:right w:type="dxa" w:w="100"/>
+        <w:tblPrEx>
+          <w:tblCellMar>
+            <w:top w:w="0" w:type="dxa"/>
+            <w:bottom w:w="0" w:type="dxa"/>
+          </w:tblCellMar>
+        </w:tblPrEx>
+        <w:tc>
+          <w:tcPr>
+            <w:tcW w:w="600" w:type="dxa"/>
+            <w:tcBorders>
+              <w:top w:val="single" w:sz="1" w:space="0" w:color="DDDDDD"/>
+              <w:left w:val="single" w:sz="1" w:space="0" w:color="DDDDDD"/>
+              <w:bottom w:val="single" w:sz="1" w:space="0" w:color="DDDDDD"/>
+              <w:right w:val="single" w:sz="1" w:space="0" w:color="DDDDDD"/>
+            </w:tcBorders>
+            <w:shd w:val="clear" w:color="auto" w:fill="F4F6FF"/>
+            <w:tcMar>
+              <w:top w:w="90" w:type="dxa"/>
+              <w:left w:w="120" w:type="dxa"/>
+              <w:bottom w:w="90" w:type="dxa"/>
+              <w:right w:w="100" w:type="dxa"/>
             </w:tcMar>
           </w:tcPr>
           <w:p>
@@ -590,48 +626,48 @@
                 <w:sz w:val="26"/>
                 <w:szCs w:val="26"/>
               </w:rPr>
-              <w:t xml:space="preserve">4</w:t>
-            </w:r>
-          </w:p>
-        </w:tc>
-        <w:tc>
-          <w:tcPr>
-            <w:tcW w:type="dxa" w:w="3700"/>
-            <w:tcBorders>
-              <w:top w:val="single" w:color="DDDDDD" w:sz="1"/>
-              <w:left w:val="single" w:color="DDDDDD" w:sz="1"/>
-              <w:bottom w:val="single" w:color="DDDDDD" w:sz="1"/>
-              <w:right w:val="single" w:color="DDDDDD" w:sz="1"/>
-            </w:tcBorders>
-            <w:shd w:fill="F4F6FF" w:val="clear"/>
-            <w:tcMar>
-              <w:top w:type="dxa" w:w="90"/>
-              <w:left w:type="dxa" w:w="120"/>
-              <w:bottom w:type="dxa" w:w="90"/>
-              <w:right w:type="dxa" w:w="120"/>
-            </w:tcMar>
-          </w:tcPr>
-          <w:p>
-            <w:r>
-              <w:t xml:space="preserve">You’ll land on your profile — then tap Home</w:t>
-            </w:r>
-          </w:p>
-        </w:tc>
-        <w:tc>
-          <w:tcPr>
-            <w:tcW w:type="dxa" w:w="5060"/>
-            <w:tcBorders>
-              <w:top w:val="single" w:color="DDDDDD" w:sz="1"/>
-              <w:left w:val="single" w:color="DDDDDD" w:sz="1"/>
-              <w:bottom w:val="single" w:color="DDDDDD" w:sz="1"/>
-              <w:right w:val="single" w:color="DDDDDD" w:sz="1"/>
-            </w:tcBorders>
-            <w:shd w:fill="F4F6FF" w:val="clear"/>
-            <w:tcMar>
-              <w:top w:type="dxa" w:w="90"/>
-              <w:left w:type="dxa" w:w="120"/>
-              <w:bottom w:type="dxa" w:w="90"/>
-              <w:right w:type="dxa" w:w="120"/>
+              <w:t>4</w:t>
+            </w:r>
+          </w:p>
+        </w:tc>
+        <w:tc>
+          <w:tcPr>
+            <w:tcW w:w="3700" w:type="dxa"/>
+            <w:tcBorders>
+              <w:top w:val="single" w:sz="1" w:space="0" w:color="DDDDDD"/>
+              <w:left w:val="single" w:sz="1" w:space="0" w:color="DDDDDD"/>
+              <w:bottom w:val="single" w:sz="1" w:space="0" w:color="DDDDDD"/>
+              <w:right w:val="single" w:sz="1" w:space="0" w:color="DDDDDD"/>
+            </w:tcBorders>
+            <w:shd w:val="clear" w:color="auto" w:fill="F4F6FF"/>
+            <w:tcMar>
+              <w:top w:w="90" w:type="dxa"/>
+              <w:left w:w="120" w:type="dxa"/>
+              <w:bottom w:w="90" w:type="dxa"/>
+              <w:right w:w="120" w:type="dxa"/>
+            </w:tcMar>
+          </w:tcPr>
+          <w:p>
+            <w:r>
+              <w:t>You’ll land on your profile — then tap Home</w:t>
+            </w:r>
+          </w:p>
+        </w:tc>
+        <w:tc>
+          <w:tcPr>
+            <w:tcW w:w="5060" w:type="dxa"/>
+            <w:tcBorders>
+              <w:top w:val="single" w:sz="1" w:space="0" w:color="DDDDDD"/>
+              <w:left w:val="single" w:sz="1" w:space="0" w:color="DDDDDD"/>
+              <w:bottom w:val="single" w:sz="1" w:space="0" w:color="DDDDDD"/>
+              <w:right w:val="single" w:sz="1" w:space="0" w:color="DDDDDD"/>
+            </w:tcBorders>
+            <w:shd w:val="clear" w:color="auto" w:fill="F4F6FF"/>
+            <w:tcMar>
+              <w:top w:w="90" w:type="dxa"/>
+              <w:left w:w="120" w:type="dxa"/>
+              <w:bottom w:w="90" w:type="dxa"/>
+              <w:right w:w="120" w:type="dxa"/>
             </w:tcMar>
           </w:tcPr>
           <w:p>
@@ -641,26 +677,32 @@
                 <w:iCs/>
                 <w:color w:val="444444"/>
               </w:rPr>
-              <w:t xml:space="preserve">“And there it is at the very top of the feed — it just saved to a real database and it’s live for everyone.”</w:t>
+              <w:t>“And there it is at the very top of the feed — it just saved to a real database and it’s live for everyone.”</w:t>
             </w:r>
           </w:p>
         </w:tc>
       </w:tr>
       <w:tr>
-        <w:tc>
-          <w:tcPr>
-            <w:tcW w:type="dxa" w:w="600"/>
-            <w:tcBorders>
-              <w:top w:val="single" w:color="DDDDDD" w:sz="1"/>
-              <w:left w:val="single" w:color="DDDDDD" w:sz="1"/>
-              <w:bottom w:val="single" w:color="DDDDDD" w:sz="1"/>
-              <w:right w:val="single" w:color="DDDDDD" w:sz="1"/>
-            </w:tcBorders>
-            <w:tcMar>
-              <w:top w:type="dxa" w:w="90"/>
-              <w:left w:type="dxa" w:w="120"/>
-              <w:bottom w:type="dxa" w:w="90"/>
-              <w:right w:type="dxa" w:w="100"/>
+        <w:tblPrEx>
+          <w:tblCellMar>
+            <w:top w:w="0" w:type="dxa"/>
+            <w:bottom w:w="0" w:type="dxa"/>
+          </w:tblCellMar>
+        </w:tblPrEx>
+        <w:tc>
+          <w:tcPr>
+            <w:tcW w:w="600" w:type="dxa"/>
+            <w:tcBorders>
+              <w:top w:val="single" w:sz="1" w:space="0" w:color="DDDDDD"/>
+              <w:left w:val="single" w:sz="1" w:space="0" w:color="DDDDDD"/>
+              <w:bottom w:val="single" w:sz="1" w:space="0" w:color="DDDDDD"/>
+              <w:right w:val="single" w:sz="1" w:space="0" w:color="DDDDDD"/>
+            </w:tcBorders>
+            <w:tcMar>
+              <w:top w:w="90" w:type="dxa"/>
+              <w:left w:w="120" w:type="dxa"/>
+              <w:bottom w:w="90" w:type="dxa"/>
+              <w:right w:w="100" w:type="dxa"/>
             </w:tcMar>
           </w:tcPr>
           <w:p>
@@ -672,46 +714,46 @@
                 <w:sz w:val="26"/>
                 <w:szCs w:val="26"/>
               </w:rPr>
-              <w:t xml:space="preserve">5</w:t>
-            </w:r>
-          </w:p>
-        </w:tc>
-        <w:tc>
-          <w:tcPr>
-            <w:tcW w:type="dxa" w:w="3700"/>
-            <w:tcBorders>
-              <w:top w:val="single" w:color="DDDDDD" w:sz="1"/>
-              <w:left w:val="single" w:color="DDDDDD" w:sz="1"/>
-              <w:bottom w:val="single" w:color="DDDDDD" w:sz="1"/>
-              <w:right w:val="single" w:color="DDDDDD" w:sz="1"/>
-            </w:tcBorders>
-            <w:tcMar>
-              <w:top w:type="dxa" w:w="90"/>
-              <w:left w:type="dxa" w:w="120"/>
-              <w:bottom w:type="dxa" w:w="90"/>
-              <w:right w:type="dxa" w:w="120"/>
-            </w:tcMar>
-          </w:tcPr>
-          <w:p>
-            <w:r>
-              <w:t xml:space="preserve">Open Search (in Discover) and type part of the name</w:t>
-            </w:r>
-          </w:p>
-        </w:tc>
-        <w:tc>
-          <w:tcPr>
-            <w:tcW w:type="dxa" w:w="5060"/>
-            <w:tcBorders>
-              <w:top w:val="single" w:color="DDDDDD" w:sz="1"/>
-              <w:left w:val="single" w:color="DDDDDD" w:sz="1"/>
-              <w:bottom w:val="single" w:color="DDDDDD" w:sz="1"/>
-              <w:right w:val="single" w:color="DDDDDD" w:sz="1"/>
-            </w:tcBorders>
-            <w:tcMar>
-              <w:top w:type="dxa" w:w="90"/>
-              <w:left w:type="dxa" w:w="120"/>
-              <w:bottom w:type="dxa" w:w="90"/>
-              <w:right w:type="dxa" w:w="120"/>
+              <w:t>5</w:t>
+            </w:r>
+          </w:p>
+        </w:tc>
+        <w:tc>
+          <w:tcPr>
+            <w:tcW w:w="3700" w:type="dxa"/>
+            <w:tcBorders>
+              <w:top w:val="single" w:sz="1" w:space="0" w:color="DDDDDD"/>
+              <w:left w:val="single" w:sz="1" w:space="0" w:color="DDDDDD"/>
+              <w:bottom w:val="single" w:sz="1" w:space="0" w:color="DDDDDD"/>
+              <w:right w:val="single" w:sz="1" w:space="0" w:color="DDDDDD"/>
+            </w:tcBorders>
+            <w:tcMar>
+              <w:top w:w="90" w:type="dxa"/>
+              <w:left w:w="120" w:type="dxa"/>
+              <w:bottom w:w="90" w:type="dxa"/>
+              <w:right w:w="120" w:type="dxa"/>
+            </w:tcMar>
+          </w:tcPr>
+          <w:p>
+            <w:r>
+              <w:t>Open Search (in Discover) and type part of the name</w:t>
+            </w:r>
+          </w:p>
+        </w:tc>
+        <w:tc>
+          <w:tcPr>
+            <w:tcW w:w="5060" w:type="dxa"/>
+            <w:tcBorders>
+              <w:top w:val="single" w:sz="1" w:space="0" w:color="DDDDDD"/>
+              <w:left w:val="single" w:sz="1" w:space="0" w:color="DDDDDD"/>
+              <w:bottom w:val="single" w:sz="1" w:space="0" w:color="DDDDDD"/>
+              <w:right w:val="single" w:sz="1" w:space="0" w:color="DDDDDD"/>
+            </w:tcBorders>
+            <w:tcMar>
+              <w:top w:w="90" w:type="dxa"/>
+              <w:left w:w="120" w:type="dxa"/>
+              <w:bottom w:w="90" w:type="dxa"/>
+              <w:right w:w="120" w:type="dxa"/>
             </w:tcMar>
           </w:tcPr>
           <w:p>
@@ -721,27 +763,33 @@
                 <w:iCs/>
                 <w:color w:val="444444"/>
               </w:rPr>
-              <w:t xml:space="preserve">“I can search across all the real listings by name.”</w:t>
+              <w:t>“I can search across all the real listings by name.”</w:t>
             </w:r>
           </w:p>
         </w:tc>
       </w:tr>
       <w:tr>
-        <w:tc>
-          <w:tcPr>
-            <w:tcW w:type="dxa" w:w="600"/>
-            <w:tcBorders>
-              <w:top w:val="single" w:color="DDDDDD" w:sz="1"/>
-              <w:left w:val="single" w:color="DDDDDD" w:sz="1"/>
-              <w:bottom w:val="single" w:color="DDDDDD" w:sz="1"/>
-              <w:right w:val="single" w:color="DDDDDD" w:sz="1"/>
-            </w:tcBorders>
-            <w:shd w:fill="F4F6FF" w:val="clear"/>
-            <w:tcMar>
-              <w:top w:type="dxa" w:w="90"/>
-              <w:left w:type="dxa" w:w="120"/>
-              <w:bottom w:type="dxa" w:w="90"/>
-              <w:right w:type="dxa" w:w="100"/>
+        <w:tblPrEx>
+          <w:tblCellMar>
+            <w:top w:w="0" w:type="dxa"/>
+            <w:bottom w:w="0" w:type="dxa"/>
+          </w:tblCellMar>
+        </w:tblPrEx>
+        <w:tc>
+          <w:tcPr>
+            <w:tcW w:w="600" w:type="dxa"/>
+            <w:tcBorders>
+              <w:top w:val="single" w:sz="1" w:space="0" w:color="DDDDDD"/>
+              <w:left w:val="single" w:sz="1" w:space="0" w:color="DDDDDD"/>
+              <w:bottom w:val="single" w:sz="1" w:space="0" w:color="DDDDDD"/>
+              <w:right w:val="single" w:sz="1" w:space="0" w:color="DDDDDD"/>
+            </w:tcBorders>
+            <w:shd w:val="clear" w:color="auto" w:fill="F4F6FF"/>
+            <w:tcMar>
+              <w:top w:w="90" w:type="dxa"/>
+              <w:left w:w="120" w:type="dxa"/>
+              <w:bottom w:w="90" w:type="dxa"/>
+              <w:right w:w="100" w:type="dxa"/>
             </w:tcMar>
           </w:tcPr>
           <w:p>
@@ -753,48 +801,48 @@
                 <w:sz w:val="26"/>
                 <w:szCs w:val="26"/>
               </w:rPr>
-              <w:t xml:space="preserve">6</w:t>
-            </w:r>
-          </w:p>
-        </w:tc>
-        <w:tc>
-          <w:tcPr>
-            <w:tcW w:type="dxa" w:w="3700"/>
-            <w:tcBorders>
-              <w:top w:val="single" w:color="DDDDDD" w:sz="1"/>
-              <w:left w:val="single" w:color="DDDDDD" w:sz="1"/>
-              <w:bottom w:val="single" w:color="DDDDDD" w:sz="1"/>
-              <w:right w:val="single" w:color="DDDDDD" w:sz="1"/>
-            </w:tcBorders>
-            <w:shd w:fill="F4F6FF" w:val="clear"/>
-            <w:tcMar>
-              <w:top w:type="dxa" w:w="90"/>
-              <w:left w:type="dxa" w:w="120"/>
-              <w:bottom w:type="dxa" w:w="90"/>
-              <w:right w:type="dxa" w:w="120"/>
-            </w:tcMar>
-          </w:tcPr>
-          <w:p>
-            <w:r>
-              <w:t xml:space="preserve">Tap a seller’s name or avatar to open their closet, then tap Follow</w:t>
-            </w:r>
-          </w:p>
-        </w:tc>
-        <w:tc>
-          <w:tcPr>
-            <w:tcW w:type="dxa" w:w="5060"/>
-            <w:tcBorders>
-              <w:top w:val="single" w:color="DDDDDD" w:sz="1"/>
-              <w:left w:val="single" w:color="DDDDDD" w:sz="1"/>
-              <w:bottom w:val="single" w:color="DDDDDD" w:sz="1"/>
-              <w:right w:val="single" w:color="DDDDDD" w:sz="1"/>
-            </w:tcBorders>
-            <w:shd w:fill="F4F6FF" w:val="clear"/>
-            <w:tcMar>
-              <w:top w:type="dxa" w:w="90"/>
-              <w:left w:type="dxa" w:w="120"/>
-              <w:bottom w:type="dxa" w:w="90"/>
-              <w:right w:type="dxa" w:w="120"/>
+              <w:t>6</w:t>
+            </w:r>
+          </w:p>
+        </w:tc>
+        <w:tc>
+          <w:tcPr>
+            <w:tcW w:w="3700" w:type="dxa"/>
+            <w:tcBorders>
+              <w:top w:val="single" w:sz="1" w:space="0" w:color="DDDDDD"/>
+              <w:left w:val="single" w:sz="1" w:space="0" w:color="DDDDDD"/>
+              <w:bottom w:val="single" w:sz="1" w:space="0" w:color="DDDDDD"/>
+              <w:right w:val="single" w:sz="1" w:space="0" w:color="DDDDDD"/>
+            </w:tcBorders>
+            <w:shd w:val="clear" w:color="auto" w:fill="F4F6FF"/>
+            <w:tcMar>
+              <w:top w:w="90" w:type="dxa"/>
+              <w:left w:w="120" w:type="dxa"/>
+              <w:bottom w:w="90" w:type="dxa"/>
+              <w:right w:w="120" w:type="dxa"/>
+            </w:tcMar>
+          </w:tcPr>
+          <w:p>
+            <w:r>
+              <w:t>Tap a seller’s name or avatar to open their closet, then tap Follow</w:t>
+            </w:r>
+          </w:p>
+        </w:tc>
+        <w:tc>
+          <w:tcPr>
+            <w:tcW w:w="5060" w:type="dxa"/>
+            <w:tcBorders>
+              <w:top w:val="single" w:sz="1" w:space="0" w:color="DDDDDD"/>
+              <w:left w:val="single" w:sz="1" w:space="0" w:color="DDDDDD"/>
+              <w:bottom w:val="single" w:sz="1" w:space="0" w:color="DDDDDD"/>
+              <w:right w:val="single" w:sz="1" w:space="0" w:color="DDDDDD"/>
+            </w:tcBorders>
+            <w:shd w:val="clear" w:color="auto" w:fill="F4F6FF"/>
+            <w:tcMar>
+              <w:top w:w="90" w:type="dxa"/>
+              <w:left w:w="120" w:type="dxa"/>
+              <w:bottom w:w="90" w:type="dxa"/>
+              <w:right w:w="120" w:type="dxa"/>
             </w:tcMar>
           </w:tcPr>
           <w:p>
@@ -804,26 +852,32 @@
                 <w:iCs/>
                 <w:color w:val="444444"/>
               </w:rPr>
-              <w:t xml:space="preserve">“This is the seller’s closet — everything they’re selling. I can follow them, and the follower count updates instantly.”</w:t>
+              <w:t>“This is the seller’s closet — everything they’re selling. I can follow them, and the follower count updates instantly.”</w:t>
             </w:r>
           </w:p>
         </w:tc>
       </w:tr>
       <w:tr>
-        <w:tc>
-          <w:tcPr>
-            <w:tcW w:type="dxa" w:w="600"/>
-            <w:tcBorders>
-              <w:top w:val="single" w:color="DDDDDD" w:sz="1"/>
-              <w:left w:val="single" w:color="DDDDDD" w:sz="1"/>
-              <w:bottom w:val="single" w:color="DDDDDD" w:sz="1"/>
-              <w:right w:val="single" w:color="DDDDDD" w:sz="1"/>
-            </w:tcBorders>
-            <w:tcMar>
-              <w:top w:type="dxa" w:w="90"/>
-              <w:left w:type="dxa" w:w="120"/>
-              <w:bottom w:type="dxa" w:w="90"/>
-              <w:right w:type="dxa" w:w="100"/>
+        <w:tblPrEx>
+          <w:tblCellMar>
+            <w:top w:w="0" w:type="dxa"/>
+            <w:bottom w:w="0" w:type="dxa"/>
+          </w:tblCellMar>
+        </w:tblPrEx>
+        <w:tc>
+          <w:tcPr>
+            <w:tcW w:w="600" w:type="dxa"/>
+            <w:tcBorders>
+              <w:top w:val="single" w:sz="1" w:space="0" w:color="DDDDDD"/>
+              <w:left w:val="single" w:sz="1" w:space="0" w:color="DDDDDD"/>
+              <w:bottom w:val="single" w:sz="1" w:space="0" w:color="DDDDDD"/>
+              <w:right w:val="single" w:sz="1" w:space="0" w:color="DDDDDD"/>
+            </w:tcBorders>
+            <w:tcMar>
+              <w:top w:w="90" w:type="dxa"/>
+              <w:left w:w="120" w:type="dxa"/>
+              <w:bottom w:w="90" w:type="dxa"/>
+              <w:right w:w="100" w:type="dxa"/>
             </w:tcMar>
           </w:tcPr>
           <w:p>
@@ -835,46 +889,46 @@
                 <w:sz w:val="26"/>
                 <w:szCs w:val="26"/>
               </w:rPr>
-              <w:t xml:space="preserve">7</w:t>
-            </w:r>
-          </w:p>
-        </w:tc>
-        <w:tc>
-          <w:tcPr>
-            <w:tcW w:type="dxa" w:w="3700"/>
-            <w:tcBorders>
-              <w:top w:val="single" w:color="DDDDDD" w:sz="1"/>
-              <w:left w:val="single" w:color="DDDDDD" w:sz="1"/>
-              <w:bottom w:val="single" w:color="DDDDDD" w:sz="1"/>
-              <w:right w:val="single" w:color="DDDDDD" w:sz="1"/>
-            </w:tcBorders>
-            <w:tcMar>
-              <w:top w:type="dxa" w:w="90"/>
-              <w:left w:type="dxa" w:w="120"/>
-              <w:bottom w:type="dxa" w:w="90"/>
-              <w:right w:type="dxa" w:w="120"/>
-            </w:tcMar>
-          </w:tcPr>
-          <w:p>
-            <w:r>
-              <w:t xml:space="preserve">Tap Message on their profile (or the chat bubble on the feed)</w:t>
-            </w:r>
-          </w:p>
-        </w:tc>
-        <w:tc>
-          <w:tcPr>
-            <w:tcW w:type="dxa" w:w="5060"/>
-            <w:tcBorders>
-              <w:top w:val="single" w:color="DDDDDD" w:sz="1"/>
-              <w:left w:val="single" w:color="DDDDDD" w:sz="1"/>
-              <w:bottom w:val="single" w:color="DDDDDD" w:sz="1"/>
-              <w:right w:val="single" w:color="DDDDDD" w:sz="1"/>
-            </w:tcBorders>
-            <w:tcMar>
-              <w:top w:type="dxa" w:w="90"/>
-              <w:left w:type="dxa" w:w="120"/>
-              <w:bottom w:type="dxa" w:w="90"/>
-              <w:right w:type="dxa" w:w="120"/>
+              <w:t>7</w:t>
+            </w:r>
+          </w:p>
+        </w:tc>
+        <w:tc>
+          <w:tcPr>
+            <w:tcW w:w="3700" w:type="dxa"/>
+            <w:tcBorders>
+              <w:top w:val="single" w:sz="1" w:space="0" w:color="DDDDDD"/>
+              <w:left w:val="single" w:sz="1" w:space="0" w:color="DDDDDD"/>
+              <w:bottom w:val="single" w:sz="1" w:space="0" w:color="DDDDDD"/>
+              <w:right w:val="single" w:sz="1" w:space="0" w:color="DDDDDD"/>
+            </w:tcBorders>
+            <w:tcMar>
+              <w:top w:w="90" w:type="dxa"/>
+              <w:left w:w="120" w:type="dxa"/>
+              <w:bottom w:w="90" w:type="dxa"/>
+              <w:right w:w="120" w:type="dxa"/>
+            </w:tcMar>
+          </w:tcPr>
+          <w:p>
+            <w:r>
+              <w:t>Tap Message on their profile (or the chat bubble on the feed)</w:t>
+            </w:r>
+          </w:p>
+        </w:tc>
+        <w:tc>
+          <w:tcPr>
+            <w:tcW w:w="5060" w:type="dxa"/>
+            <w:tcBorders>
+              <w:top w:val="single" w:sz="1" w:space="0" w:color="DDDDDD"/>
+              <w:left w:val="single" w:sz="1" w:space="0" w:color="DDDDDD"/>
+              <w:bottom w:val="single" w:sz="1" w:space="0" w:color="DDDDDD"/>
+              <w:right w:val="single" w:sz="1" w:space="0" w:color="DDDDDD"/>
+            </w:tcBorders>
+            <w:tcMar>
+              <w:top w:w="90" w:type="dxa"/>
+              <w:left w:w="120" w:type="dxa"/>
+              <w:bottom w:w="90" w:type="dxa"/>
+              <w:right w:w="120" w:type="dxa"/>
             </w:tcMar>
           </w:tcPr>
           <w:p>
@@ -884,27 +938,33 @@
                 <w:iCs/>
                 <w:color w:val="444444"/>
               </w:rPr>
-              <w:t xml:space="preserve">“And I can message them directly to ask about a piece.”</w:t>
+              <w:t>“And I can message them directly to ask about a piece.”</w:t>
             </w:r>
           </w:p>
         </w:tc>
       </w:tr>
       <w:tr>
-        <w:tc>
-          <w:tcPr>
-            <w:tcW w:type="dxa" w:w="600"/>
-            <w:tcBorders>
-              <w:top w:val="single" w:color="DDDDDD" w:sz="1"/>
-              <w:left w:val="single" w:color="DDDDDD" w:sz="1"/>
-              <w:bottom w:val="single" w:color="DDDDDD" w:sz="1"/>
-              <w:right w:val="single" w:color="DDDDDD" w:sz="1"/>
-            </w:tcBorders>
-            <w:shd w:fill="F4F6FF" w:val="clear"/>
-            <w:tcMar>
-              <w:top w:type="dxa" w:w="90"/>
-              <w:left w:type="dxa" w:w="120"/>
-              <w:bottom w:type="dxa" w:w="90"/>
-              <w:right w:type="dxa" w:w="100"/>
+        <w:tblPrEx>
+          <w:tblCellMar>
+            <w:top w:w="0" w:type="dxa"/>
+            <w:bottom w:w="0" w:type="dxa"/>
+          </w:tblCellMar>
+        </w:tblPrEx>
+        <w:tc>
+          <w:tcPr>
+            <w:tcW w:w="600" w:type="dxa"/>
+            <w:tcBorders>
+              <w:top w:val="single" w:sz="1" w:space="0" w:color="DDDDDD"/>
+              <w:left w:val="single" w:sz="1" w:space="0" w:color="DDDDDD"/>
+              <w:bottom w:val="single" w:sz="1" w:space="0" w:color="DDDDDD"/>
+              <w:right w:val="single" w:sz="1" w:space="0" w:color="DDDDDD"/>
+            </w:tcBorders>
+            <w:shd w:val="clear" w:color="auto" w:fill="F4F6FF"/>
+            <w:tcMar>
+              <w:top w:w="90" w:type="dxa"/>
+              <w:left w:w="120" w:type="dxa"/>
+              <w:bottom w:w="90" w:type="dxa"/>
+              <w:right w:w="100" w:type="dxa"/>
             </w:tcMar>
           </w:tcPr>
           <w:p>
@@ -916,48 +976,48 @@
                 <w:sz w:val="26"/>
                 <w:szCs w:val="26"/>
               </w:rPr>
-              <w:t xml:space="preserve">8</w:t>
-            </w:r>
-          </w:p>
-        </w:tc>
-        <w:tc>
-          <w:tcPr>
-            <w:tcW w:type="dxa" w:w="3700"/>
-            <w:tcBorders>
-              <w:top w:val="single" w:color="DDDDDD" w:sz="1"/>
-              <w:left w:val="single" w:color="DDDDDD" w:sz="1"/>
-              <w:bottom w:val="single" w:color="DDDDDD" w:sz="1"/>
-              <w:right w:val="single" w:color="DDDDDD" w:sz="1"/>
-            </w:tcBorders>
-            <w:shd w:fill="F4F6FF" w:val="clear"/>
-            <w:tcMar>
-              <w:top w:type="dxa" w:w="90"/>
-              <w:left w:type="dxa" w:w="120"/>
-              <w:bottom w:type="dxa" w:w="90"/>
-              <w:right w:type="dxa" w:w="120"/>
-            </w:tcMar>
-          </w:tcPr>
-          <w:p>
-            <w:r>
-              <w:t xml:space="preserve">Open a flip and tap Make offer, or Buy the flip → complete checkout</w:t>
-            </w:r>
-          </w:p>
-        </w:tc>
-        <w:tc>
-          <w:tcPr>
-            <w:tcW w:type="dxa" w:w="5060"/>
-            <w:tcBorders>
-              <w:top w:val="single" w:color="DDDDDD" w:sz="1"/>
-              <w:left w:val="single" w:color="DDDDDD" w:sz="1"/>
-              <w:bottom w:val="single" w:color="DDDDDD" w:sz="1"/>
-              <w:right w:val="single" w:color="DDDDDD" w:sz="1"/>
-            </w:tcBorders>
-            <w:shd w:fill="F4F6FF" w:val="clear"/>
-            <w:tcMar>
-              <w:top w:type="dxa" w:w="90"/>
-              <w:left w:type="dxa" w:w="120"/>
-              <w:bottom w:type="dxa" w:w="90"/>
-              <w:right w:type="dxa" w:w="120"/>
+              <w:t>8</w:t>
+            </w:r>
+          </w:p>
+        </w:tc>
+        <w:tc>
+          <w:tcPr>
+            <w:tcW w:w="3700" w:type="dxa"/>
+            <w:tcBorders>
+              <w:top w:val="single" w:sz="1" w:space="0" w:color="DDDDDD"/>
+              <w:left w:val="single" w:sz="1" w:space="0" w:color="DDDDDD"/>
+              <w:bottom w:val="single" w:sz="1" w:space="0" w:color="DDDDDD"/>
+              <w:right w:val="single" w:sz="1" w:space="0" w:color="DDDDDD"/>
+            </w:tcBorders>
+            <w:shd w:val="clear" w:color="auto" w:fill="F4F6FF"/>
+            <w:tcMar>
+              <w:top w:w="90" w:type="dxa"/>
+              <w:left w:w="120" w:type="dxa"/>
+              <w:bottom w:w="90" w:type="dxa"/>
+              <w:right w:w="120" w:type="dxa"/>
+            </w:tcMar>
+          </w:tcPr>
+          <w:p>
+            <w:r>
+              <w:t>Open a flip and tap Make offer, or Buy the flip → complete checkout</w:t>
+            </w:r>
+          </w:p>
+        </w:tc>
+        <w:tc>
+          <w:tcPr>
+            <w:tcW w:w="5060" w:type="dxa"/>
+            <w:tcBorders>
+              <w:top w:val="single" w:sz="1" w:space="0" w:color="DDDDDD"/>
+              <w:left w:val="single" w:sz="1" w:space="0" w:color="DDDDDD"/>
+              <w:bottom w:val="single" w:sz="1" w:space="0" w:color="DDDDDD"/>
+              <w:right w:val="single" w:sz="1" w:space="0" w:color="DDDDDD"/>
+            </w:tcBorders>
+            <w:shd w:val="clear" w:color="auto" w:fill="F4F6FF"/>
+            <w:tcMar>
+              <w:top w:w="90" w:type="dxa"/>
+              <w:left w:w="120" w:type="dxa"/>
+              <w:bottom w:w="90" w:type="dxa"/>
+              <w:right w:w="120" w:type="dxa"/>
             </w:tcMar>
           </w:tcPr>
           <w:p>
@@ -967,26 +1027,32 @@
                 <w:iCs/>
                 <w:color w:val="444444"/>
               </w:rPr>
-              <w:t xml:space="preserve">“Buyers can send an offer, or buy it outright. When something sells, it’s automatically marked Sold and drops off the feed.”</w:t>
+              <w:t>“Buyers can send an offer, or buy it outright. When something sells, it’s automatically marked Sold and drops off the feed.”</w:t>
             </w:r>
           </w:p>
         </w:tc>
       </w:tr>
       <w:tr>
-        <w:tc>
-          <w:tcPr>
-            <w:tcW w:type="dxa" w:w="600"/>
-            <w:tcBorders>
-              <w:top w:val="single" w:color="DDDDDD" w:sz="1"/>
-              <w:left w:val="single" w:color="DDDDDD" w:sz="1"/>
-              <w:bottom w:val="single" w:color="DDDDDD" w:sz="1"/>
-              <w:right w:val="single" w:color="DDDDDD" w:sz="1"/>
-            </w:tcBorders>
-            <w:tcMar>
-              <w:top w:type="dxa" w:w="90"/>
-              <w:left w:type="dxa" w:w="120"/>
-              <w:bottom w:type="dxa" w:w="90"/>
-              <w:right w:type="dxa" w:w="100"/>
+        <w:tblPrEx>
+          <w:tblCellMar>
+            <w:top w:w="0" w:type="dxa"/>
+            <w:bottom w:w="0" w:type="dxa"/>
+          </w:tblCellMar>
+        </w:tblPrEx>
+        <w:tc>
+          <w:tcPr>
+            <w:tcW w:w="600" w:type="dxa"/>
+            <w:tcBorders>
+              <w:top w:val="single" w:sz="1" w:space="0" w:color="DDDDDD"/>
+              <w:left w:val="single" w:sz="1" w:space="0" w:color="DDDDDD"/>
+              <w:bottom w:val="single" w:sz="1" w:space="0" w:color="DDDDDD"/>
+              <w:right w:val="single" w:sz="1" w:space="0" w:color="DDDDDD"/>
+            </w:tcBorders>
+            <w:tcMar>
+              <w:top w:w="90" w:type="dxa"/>
+              <w:left w:w="120" w:type="dxa"/>
+              <w:bottom w:w="90" w:type="dxa"/>
+              <w:right w:w="100" w:type="dxa"/>
             </w:tcMar>
           </w:tcPr>
           <w:p>
@@ -998,46 +1064,46 @@
                 <w:sz w:val="26"/>
                 <w:szCs w:val="26"/>
               </w:rPr>
-              <w:t xml:space="preserve">9</w:t>
-            </w:r>
-          </w:p>
-        </w:tc>
-        <w:tc>
-          <w:tcPr>
-            <w:tcW w:type="dxa" w:w="3700"/>
-            <w:tcBorders>
-              <w:top w:val="single" w:color="DDDDDD" w:sz="1"/>
-              <w:left w:val="single" w:color="DDDDDD" w:sz="1"/>
-              <w:bottom w:val="single" w:color="DDDDDD" w:sz="1"/>
-              <w:right w:val="single" w:color="DDDDDD" w:sz="1"/>
-            </w:tcBorders>
-            <w:tcMar>
-              <w:top w:type="dxa" w:w="90"/>
-              <w:left w:type="dxa" w:w="120"/>
-              <w:bottom w:type="dxa" w:w="90"/>
-              <w:right w:type="dxa" w:w="120"/>
-            </w:tcMar>
-          </w:tcPr>
-          <w:p>
-            <w:r>
-              <w:t xml:space="preserve">Open the Inbox tab</w:t>
-            </w:r>
-          </w:p>
-        </w:tc>
-        <w:tc>
-          <w:tcPr>
-            <w:tcW w:type="dxa" w:w="5060"/>
-            <w:tcBorders>
-              <w:top w:val="single" w:color="DDDDDD" w:sz="1"/>
-              <w:left w:val="single" w:color="DDDDDD" w:sz="1"/>
-              <w:bottom w:val="single" w:color="DDDDDD" w:sz="1"/>
-              <w:right w:val="single" w:color="DDDDDD" w:sz="1"/>
-            </w:tcBorders>
-            <w:tcMar>
-              <w:top w:type="dxa" w:w="90"/>
-              <w:left w:type="dxa" w:w="120"/>
-              <w:bottom w:type="dxa" w:w="90"/>
-              <w:right w:type="dxa" w:w="120"/>
+              <w:t>9</w:t>
+            </w:r>
+          </w:p>
+        </w:tc>
+        <w:tc>
+          <w:tcPr>
+            <w:tcW w:w="3700" w:type="dxa"/>
+            <w:tcBorders>
+              <w:top w:val="single" w:sz="1" w:space="0" w:color="DDDDDD"/>
+              <w:left w:val="single" w:sz="1" w:space="0" w:color="DDDDDD"/>
+              <w:bottom w:val="single" w:sz="1" w:space="0" w:color="DDDDDD"/>
+              <w:right w:val="single" w:sz="1" w:space="0" w:color="DDDDDD"/>
+            </w:tcBorders>
+            <w:tcMar>
+              <w:top w:w="90" w:type="dxa"/>
+              <w:left w:w="120" w:type="dxa"/>
+              <w:bottom w:w="90" w:type="dxa"/>
+              <w:right w:w="120" w:type="dxa"/>
+            </w:tcMar>
+          </w:tcPr>
+          <w:p>
+            <w:r>
+              <w:t>Open the Inbox tab</w:t>
+            </w:r>
+          </w:p>
+        </w:tc>
+        <w:tc>
+          <w:tcPr>
+            <w:tcW w:w="5060" w:type="dxa"/>
+            <w:tcBorders>
+              <w:top w:val="single" w:sz="1" w:space="0" w:color="DDDDDD"/>
+              <w:left w:val="single" w:sz="1" w:space="0" w:color="DDDDDD"/>
+              <w:bottom w:val="single" w:sz="1" w:space="0" w:color="DDDDDD"/>
+              <w:right w:val="single" w:sz="1" w:space="0" w:color="DDDDDD"/>
+            </w:tcBorders>
+            <w:tcMar>
+              <w:top w:w="90" w:type="dxa"/>
+              <w:left w:w="120" w:type="dxa"/>
+              <w:bottom w:w="90" w:type="dxa"/>
+              <w:right w:w="120" w:type="dxa"/>
             </w:tcMar>
           </w:tcPr>
           <w:p>
@@ -1047,7 +1113,7 @@
                 <w:iCs/>
                 <w:color w:val="444444"/>
               </w:rPr>
-              <w:t xml:space="preserve">“Everything lands here — my offers, my orders, and my messages, all in one place.”</w:t>
+              <w:t>“Everything lands here — my offers, my orders, and my messages, all in one place.”</w:t>
             </w:r>
           </w:p>
         </w:tc>
@@ -1058,7 +1124,7 @@
         <w:pStyle w:val="Heading2"/>
       </w:pPr>
       <w:r>
-        <w:t xml:space="preserve">Optional wow moment: live chat</w:t>
+        <w:t>Optional wow moment: live chat</w:t>
       </w:r>
     </w:p>
     <w:p>
@@ -1066,13 +1132,13 @@
         <w:spacing w:after="120"/>
       </w:pPr>
       <w:r>
-        <w:t xml:space="preserve">If you set up the second window, this always impresses:</w:t>
+        <w:t>If you set up the second window, this always impresses:</w:t>
       </w:r>
     </w:p>
     <w:p>
       <w:pPr>
         <w:pBdr>
-          <w:left w:val="single" w:color="2438D6" w:sz="18" w:space="12"/>
+          <w:left w:val="single" w:sz="18" w:space="12" w:color="2438D6"/>
         </w:pBdr>
         <w:spacing w:after="120"/>
         <w:ind w:left="360"/>
@@ -1083,7 +1149,7 @@
           <w:iCs/>
           <w:color w:val="333333"/>
         </w:rPr>
-        <w:t xml:space="preserve">“Messages are real-time. Watch — I’ll send a message from this account, and it shows up instantly in the other one, with no refresh.”</w:t>
+        <w:t>“Messages are real-time. Watch — I’ll send a message from this account, and it shows up instantly in the other one, with no refresh.”</w:t>
       </w:r>
     </w:p>
     <w:p>
@@ -1091,7 +1157,7 @@
         <w:pStyle w:val="Heading1"/>
       </w:pPr>
       <w:r>
-        <w:t xml:space="preserve">4. The “How It Works” Bit (for credibility)</w:t>
+        <w:t>4. The “How It Works” Bit (for credibility)</w:t>
       </w:r>
     </w:p>
     <w:p>
@@ -1099,13 +1165,13 @@
         <w:spacing w:after="120"/>
       </w:pPr>
       <w:r>
-        <w:t xml:space="preserve">Drop this in near the end so they know it’s real, not just screens:</w:t>
+        <w:t>Drop this in near the end so they know it’s real, not just screens:</w:t>
       </w:r>
     </w:p>
     <w:p>
       <w:pPr>
         <w:pBdr>
-          <w:left w:val="single" w:color="2438D6" w:sz="18" w:space="12"/>
+          <w:left w:val="single" w:sz="18" w:space="12" w:color="2438D6"/>
         </w:pBdr>
         <w:spacing w:after="120"/>
         <w:ind w:left="360"/>
@@ -1116,7 +1182,7 @@
           <w:iCs/>
           <w:color w:val="333333"/>
         </w:rPr>
-        <w:t xml:space="preserve">“Everything here is real, not mocked up. It’s built with React Native and a Supabase backend — so there’s a real database, real user accounts, security rules so people can only change their own listings, photo storage, and real-time updates for chat. Everything saves and works across different users and devices.”</w:t>
+        <w:t>“It’s built with React Native and a Supabase backend — so there’s a real database, real user accounts, security rules so people can only change their own listings, photo storage, and real-time updates for chat. Everything saves and works across different users and devices.”</w:t>
       </w:r>
     </w:p>
     <w:p>
@@ -1124,7 +1190,7 @@
         <w:pStyle w:val="Heading1"/>
       </w:pPr>
       <w:r>
-        <w:t xml:space="preserve">5. What’s Coming Next</w:t>
+        <w:t>5. What’s Coming Next</w:t>
       </w:r>
     </w:p>
     <w:p>
@@ -1132,7 +1198,7 @@
         <w:spacing w:after="120"/>
       </w:pPr>
       <w:r>
-        <w:t xml:space="preserve">Showing a roadmap signals vision. Mention a couple of these:</w:t>
+        <w:t>Showing a roadmap signals vision. Mention a couple of these:</w:t>
       </w:r>
     </w:p>
     <w:p>
@@ -1145,7 +1211,7 @@
         <w:spacing w:after="70"/>
       </w:pPr>
       <w:r>
-        <w:t xml:space="preserve">Real payments (card checkout) — checkout is simulated for now.</w:t>
+        <w:t>Real payments (card checkout) — checkout is simulated for now.</w:t>
       </w:r>
     </w:p>
     <w:p>
@@ -1158,7 +1224,7 @@
         <w:spacing w:after="70"/>
       </w:pPr>
       <w:r>
-        <w:t xml:space="preserve">Reviews and ratings to build seller reputation.</w:t>
+        <w:t>Reviews and ratings to build seller reputation.</w:t>
       </w:r>
     </w:p>
     <w:p>
@@ -1171,7 +1237,7 @@
         <w:spacing w:after="70"/>
       </w:pPr>
       <w:r>
-        <w:t xml:space="preserve">More discovery — trending pieces, campus-specific feeds.</w:t>
+        <w:t>More discovery — trending pieces, campus-specific feeds.</w:t>
       </w:r>
     </w:p>
     <w:p>
@@ -1184,7 +1250,7 @@
         <w:spacing w:after="70"/>
       </w:pPr>
       <w:r>
-        <w:t xml:space="preserve">Push notifications for new offers and messages.</w:t>
+        <w:t>Push notifications for new offers and messages.</w:t>
       </w:r>
     </w:p>
     <w:p>
@@ -1192,7 +1258,7 @@
         <w:pStyle w:val="Heading1"/>
       </w:pPr>
       <w:r>
-        <w:t xml:space="preserve">6. If Something Goes Wrong (stay calm)</w:t>
+        <w:t>6. If Something Goes Wrong (stay calm)</w:t>
       </w:r>
     </w:p>
     <w:p>
@@ -1205,7 +1271,8 @@
         <w:spacing w:after="70"/>
       </w:pPr>
       <w:r>
-        <w:t xml:space="preserve">It’s normal — live demos hiccup, and people expect it. A calm “let me refresh that real quick” is totally fine.</w:t>
+        <w:lastRenderedPageBreak/>
+        <w:t>It’s normal — live demos hiccup, and people expect it. A calm “let me refresh that real quick” is totally fine.</w:t>
       </w:r>
     </w:p>
     <w:p>
@@ -1218,7 +1285,7 @@
         <w:spacing w:after="70"/>
       </w:pPr>
       <w:r>
-        <w:t xml:space="preserve">If a screen looks stuck, reload the page (Ctrl + R). It comes back where you left off.</w:t>
+        <w:t>If a screen looks stuck, reload the page (Ctrl + R). It comes back where you left off.</w:t>
       </w:r>
     </w:p>
     <w:p>
@@ -1231,7 +1298,7 @@
         <w:spacing w:after="70"/>
       </w:pPr>
       <w:r>
-        <w:t xml:space="preserve">If you forget what’s next, glance at this sheet — that’s what it’s for. Pausing is okay.</w:t>
+        <w:t>If you forget what’s next, glance at this sheet — that’s what it’s for. Pausing is okay.</w:t>
       </w:r>
     </w:p>
     <w:p>
@@ -1244,7 +1311,7 @@
         <w:spacing w:after="70"/>
       </w:pPr>
       <w:r>
-        <w:t xml:space="preserve">Test the whole flow once, right before the meeting, so there are no surprises.</w:t>
+        <w:t>Test the whole flow once, right before the meeting, so there are no surprises.</w:t>
       </w:r>
     </w:p>
     <w:p>
@@ -1252,13 +1319,13 @@
         <w:pStyle w:val="Heading1"/>
       </w:pPr>
       <w:r>
-        <w:t xml:space="preserve">7. How to Close</w:t>
+        <w:t>7. How to Close</w:t>
       </w:r>
     </w:p>
     <w:p>
       <w:pPr>
         <w:pBdr>
-          <w:left w:val="single" w:color="2438D6" w:sz="18" w:space="12"/>
+          <w:left w:val="single" w:sz="18" w:space="12" w:color="2438D6"/>
         </w:pBdr>
         <w:spacing w:after="120"/>
         <w:ind w:left="360"/>
@@ -1269,7 +1336,7 @@
           <w:iCs/>
           <w:color w:val="333333"/>
         </w:rPr>
-        <w:t xml:space="preserve">“So that’s IzyBrd — a working, real-time marketplace for student sweatshirts, with accounts, listings, offers, messaging, and a real backend behind it. Thanks for watching! I’m happy to answer any questions.”</w:t>
+        <w:t>“So that’s IzyBrd — a working, real-time marketplace for student sweatshirts, with accounts, listings, offers, messaging, and a real backend behind it. Thanks for watching! I’m happy to answer any questions.”</w:t>
       </w:r>
     </w:p>
     <w:p>
@@ -1281,37 +1348,24 @@
           <w:i/>
           <w:iCs/>
         </w:rPr>
-        <w:t xml:space="preserve">After you finish, breathe — you did it. Questions are a good sign; they mean people are interested. If you don’t know an answer, “Great question, let me look into that and follow up” is a perfectly professional response.</w:t>
+        <w:t>After you finish, breathe — you did it. Questions are a good sign; they mean people are interested. If you don’t know an answer, “Great question, let me look into that and follow up” is a perfectly professional response.</w:t>
       </w:r>
     </w:p>
     <w:sectPr>
       <w:footerReference w:type="default" r:id="rId7"/>
-      <w:pgSz w:w="12240" w:h="15840" w:orient="portrait"/>
+      <w:pgSz w:w="12240" w:h="15840"/>
       <w:pgMar w:top="1440" w:right="1440" w:bottom="1440" w:left="1440" w:header="708" w:footer="708" w:gutter="0"/>
-      <w:pgNumType/>
+      <w:cols w:space="720"/>
       <w:docGrid w:linePitch="360"/>
     </w:sectPr>
   </w:body>
 </w:document>
 </file>
 
-<file path=word/comments.xml><?xml version="1.0" encoding="utf-8"?>
-<w:comments xmlns:cx="http://schemas.microsoft.com/office/drawing/2014/chartex" xmlns:cx1="http://schemas.microsoft.com/office/drawing/2015/9/8/chartex" xmlns:cx2="http://schemas.microsoft.com/office/drawing/2015/10/21/chartex" xmlns:cx3="http://schemas.microsoft.com/office/drawing/2016/5/9/chartex" xmlns:cx4="http://schemas.microsoft.com/office/drawing/2016/5/10/chartex" xmlns:cx5="http://schemas.microsoft.com/office/drawing/2016/5/11/chartex" xmlns:cx6="http://schemas.microsoft.com/office/drawing/2016/5/12/chartex" xmlns:cx7="http://schemas.microsoft.com/office/drawing/2016/5/13/chartex" xmlns:cx8="http://schemas.microsoft.com/office/drawing/2016/5/14/chartex" xmlns:mc="http://schemas.openxmlformats.org/markup-compatibility/2006" xmlns:aink="http://schemas.microsoft.com/office/drawing/2016/ink" xmlns:am3d="http://schemas.microsoft.com/office/drawing/2017/model3d" xmlns:o="urn:schemas-microsoft-com:office:office" xmlns:r="http://schemas.openxmlformats.org/officeDocument/2006/relationships" xmlns:m="http://schemas.openxmlformats.org/officeDocument/2006/math" xmlns:v="urn:schemas-microsoft-com:vml" xmlns:wp14="http://schemas.microsoft.com/office/word/2010/wordprocessingDrawing" xmlns:wp="http://schemas.openxmlformats.org/drawingml/2006/wordprocessingDrawing" xmlns:w10="urn:schemas-microsoft-com:office:word" xmlns:w="http://schemas.openxmlformats.org/wordprocessingml/2006/main" xmlns:w14="http://schemas.microsoft.com/office/word/2010/wordml" xmlns:w15="http://schemas.microsoft.com/office/word/2012/wordml" xmlns:w16cex="http://schemas.microsoft.com/office/word/2018/wordml/cex" xmlns:w16cid="http://schemas.microsoft.com/office/word/2016/wordml/cid" xmlns:w16="http://schemas.microsoft.com/office/word/2018/wordml" xmlns:w16sdtdh="http://schemas.microsoft.com/office/word/2020/wordml/sdtdatahash" xmlns:w16se="http://schemas.microsoft.com/office/word/2015/wordml/symex" xmlns:wpg="http://schemas.microsoft.com/office/word/2010/wordprocessingGroup" xmlns:wpi="http://schemas.microsoft.com/office/word/2010/wordprocessingInk" xmlns:wne="http://schemas.microsoft.com/office/word/2006/wordml" xmlns:wps="http://schemas.microsoft.com/office/word/2010/wordprocessingShape"/>
-</file>
-
 <file path=word/endnotes.xml><?xml version="1.0" encoding="utf-8"?>
-<w:endnotes xmlns:wpc="http://schemas.microsoft.com/office/word/2010/wordprocessingCanvas" xmlns:mc="http://schemas.openxmlformats.org/markup-compatibility/2006" xmlns:o="urn:schemas-microsoft-com:office:office" xmlns:r="http://schemas.openxmlformats.org/officeDocument/2006/relationships" xmlns:m="http://schemas.openxmlformats.org/officeDocument/2006/math" xmlns:v="urn:schemas-microsoft-com:vml" xmlns:wp14="http://schemas.microsoft.com/office/word/2010/wordprocessingDrawing" xmlns:wp="http://schemas.openxmlformats.org/drawingml/2006/wordprocessingDrawing" xmlns:w10="urn:schemas-microsoft-com:office:word" xmlns:w="http://schemas.openxmlformats.org/wordprocessingml/2006/main" xmlns:w14="http://schemas.microsoft.com/office/word/2010/wordml" xmlns:w15="http://schemas.microsoft.com/office/word/2012/wordml" xmlns:wpg="http://schemas.microsoft.com/office/word/2010/wordprocessingGroup" xmlns:wpi="http://schemas.microsoft.com/office/word/2010/wordprocessingInk" xmlns:wne="http://schemas.microsoft.com/office/word/2006/wordml" xmlns:wps="http://schemas.microsoft.com/office/word/2010/wordprocessingShape" mc:Ignorable="w14 w15 wp14">
+<w:endnotes xmlns:wpc="http://schemas.microsoft.com/office/word/2010/wordprocessingCanvas" xmlns:cx="http://schemas.microsoft.com/office/drawing/2014/chartex" xmlns:cx1="http://schemas.microsoft.com/office/drawing/2015/9/8/chartex" xmlns:cx2="http://schemas.microsoft.com/office/drawing/2015/10/21/chartex" xmlns:cx3="http://schemas.microsoft.com/office/drawing/2016/5/9/chartex" xmlns:cx4="http://schemas.microsoft.com/office/drawing/2016/5/10/chartex" xmlns:cx5="http://schemas.microsoft.com/office/drawing/2016/5/11/chartex" xmlns:cx6="http://schemas.microsoft.com/office/drawing/2016/5/12/chartex" xmlns:cx7="http://schemas.microsoft.com/office/drawing/2016/5/13/chartex" xmlns:cx8="http://schemas.microsoft.com/office/drawing/2016/5/14/chartex" xmlns:mc="http://schemas.openxmlformats.org/markup-compatibility/2006" xmlns:aink="http://schemas.microsoft.com/office/drawing/2016/ink" xmlns:am3d="http://schemas.microsoft.com/office/drawing/2017/model3d" xmlns:o="urn:schemas-microsoft-com:office:office" xmlns:oel="http://schemas.microsoft.com/office/2019/extlst" xmlns:r="http://schemas.openxmlformats.org/officeDocument/2006/relationships" xmlns:m="http://schemas.openxmlformats.org/officeDocument/2006/math" xmlns:v="urn:schemas-microsoft-com:vml" xmlns:wp14="http://schemas.microsoft.com/office/word/2010/wordprocessingDrawing" xmlns:wp="http://schemas.openxmlformats.org/drawingml/2006/wordprocessingDrawing" xmlns:w10="urn:schemas-microsoft-com:office:word" xmlns:w="http://schemas.openxmlformats.org/wordprocessingml/2006/main" xmlns:w14="http://schemas.microsoft.com/office/word/2010/wordml" xmlns:w15="http://schemas.microsoft.com/office/word/2012/wordml" xmlns:w16cex="http://schemas.microsoft.com/office/word/2018/wordml/cex" xmlns:w16cid="http://schemas.microsoft.com/office/word/2016/wordml/cid" xmlns:w16="http://schemas.microsoft.com/office/word/2018/wordml" xmlns:w16du="http://schemas.microsoft.com/office/word/2023/wordml/word16du" xmlns:w16sdtdh="http://schemas.microsoft.com/office/word/2020/wordml/sdtdatahash" xmlns:w16sdtfl="http://schemas.microsoft.com/office/word/2024/wordml/sdtformatlock" xmlns:w16se="http://schemas.microsoft.com/office/word/2015/wordml/symex" xmlns:wpg="http://schemas.microsoft.com/office/word/2010/wordprocessingGroup" xmlns:wpi="http://schemas.microsoft.com/office/word/2010/wordprocessingInk" xmlns:wne="http://schemas.microsoft.com/office/word/2006/wordml" xmlns:wps="http://schemas.microsoft.com/office/word/2010/wordprocessingShape" mc:Ignorable="w14 w15 w16se w16cid w16 w16cex w16sdtdh w16sdtfl w16du wp14">
   <w:endnote w:type="separator" w:id="-1">
     <w:p>
-      <w:pPr>
-        <w:spacing w:after="0" w:line="240" w:lineRule="auto"/>
-      </w:pPr>
-      <w:r>
-        <w:rPr>
-          <w:rStyle w:val="EndnoteReference"/>
-        </w:rPr>
-        <w:endnoteRef/>
-      </w:r>
       <w:r>
         <w:separator/>
       </w:r>
@@ -1319,15 +1373,6 @@
   </w:endnote>
   <w:endnote w:type="continuationSeparator" w:id="0">
     <w:p>
-      <w:pPr>
-        <w:spacing w:after="0" w:line="240" w:lineRule="auto"/>
-      </w:pPr>
-      <w:r>
-        <w:rPr>
-          <w:rStyle w:val="EndnoteReference"/>
-        </w:rPr>
-        <w:endnoteRef/>
-      </w:r>
       <w:r>
         <w:continuationSeparator/>
       </w:r>
@@ -1337,7 +1382,7 @@
 </file>
 
 <file path=word/footer1.xml><?xml version="1.0" encoding="utf-8"?>
-<w:ftr xmlns:wpc="http://schemas.microsoft.com/office/word/2010/wordprocessingCanvas" xmlns:mc="http://schemas.openxmlformats.org/markup-compatibility/2006" xmlns:o="urn:schemas-microsoft-com:office:office" xmlns:r="http://schemas.openxmlformats.org/officeDocument/2006/relationships" xmlns:m="http://schemas.openxmlformats.org/officeDocument/2006/math" xmlns:v="urn:schemas-microsoft-com:vml" xmlns:wp14="http://schemas.microsoft.com/office/word/2010/wordprocessingDrawing" xmlns:wp="http://schemas.openxmlformats.org/drawingml/2006/wordprocessingDrawing" xmlns:w10="urn:schemas-microsoft-com:office:word" xmlns:w="http://schemas.openxmlformats.org/wordprocessingml/2006/main" xmlns:w14="http://schemas.microsoft.com/office/word/2010/wordml" xmlns:w15="http://schemas.microsoft.com/office/word/2012/wordml" xmlns:wpg="http://schemas.microsoft.com/office/word/2010/wordprocessingGroup" xmlns:wpi="http://schemas.microsoft.com/office/word/2010/wordprocessingInk" xmlns:wne="http://schemas.microsoft.com/office/word/2006/wordml" xmlns:wps="http://schemas.microsoft.com/office/word/2010/wordprocessingShape">
+<w:ftr xmlns:wpc="http://schemas.microsoft.com/office/word/2010/wordprocessingCanvas" xmlns:cx="http://schemas.microsoft.com/office/drawing/2014/chartex" xmlns:cx1="http://schemas.microsoft.com/office/drawing/2015/9/8/chartex" xmlns:cx2="http://schemas.microsoft.com/office/drawing/2015/10/21/chartex" xmlns:cx3="http://schemas.microsoft.com/office/drawing/2016/5/9/chartex" xmlns:cx4="http://schemas.microsoft.com/office/drawing/2016/5/10/chartex" xmlns:cx5="http://schemas.microsoft.com/office/drawing/2016/5/11/chartex" xmlns:cx6="http://schemas.microsoft.com/office/drawing/2016/5/12/chartex" xmlns:cx7="http://schemas.microsoft.com/office/drawing/2016/5/13/chartex" xmlns:cx8="http://schemas.microsoft.com/office/drawing/2016/5/14/chartex" xmlns:mc="http://schemas.openxmlformats.org/markup-compatibility/2006" xmlns:aink="http://schemas.microsoft.com/office/drawing/2016/ink" xmlns:am3d="http://schemas.microsoft.com/office/drawing/2017/model3d" xmlns:o="urn:schemas-microsoft-com:office:office" xmlns:oel="http://schemas.microsoft.com/office/2019/extlst" xmlns:r="http://schemas.openxmlformats.org/officeDocument/2006/relationships" xmlns:m="http://schemas.openxmlformats.org/officeDocument/2006/math" xmlns:v="urn:schemas-microsoft-com:vml" xmlns:wp14="http://schemas.microsoft.com/office/word/2010/wordprocessingDrawing" xmlns:wp="http://schemas.openxmlformats.org/drawingml/2006/wordprocessingDrawing" xmlns:w10="urn:schemas-microsoft-com:office:word" xmlns:w="http://schemas.openxmlformats.org/wordprocessingml/2006/main" xmlns:w14="http://schemas.microsoft.com/office/word/2010/wordml" xmlns:w15="http://schemas.microsoft.com/office/word/2012/wordml" xmlns:w16cex="http://schemas.microsoft.com/office/word/2018/wordml/cex" xmlns:w16cid="http://schemas.microsoft.com/office/word/2016/wordml/cid" xmlns:w16="http://schemas.microsoft.com/office/word/2018/wordml" xmlns:w16du="http://schemas.microsoft.com/office/word/2023/wordml/word16du" xmlns:w16sdtdh="http://schemas.microsoft.com/office/word/2020/wordml/sdtdatahash" xmlns:w16sdtfl="http://schemas.microsoft.com/office/word/2024/wordml/sdtformatlock" xmlns:w16se="http://schemas.microsoft.com/office/word/2015/wordml/symex" xmlns:wpg="http://schemas.microsoft.com/office/word/2010/wordprocessingGroup" xmlns:wpi="http://schemas.microsoft.com/office/word/2010/wordprocessingInk" xmlns:wne="http://schemas.microsoft.com/office/word/2006/wordml" xmlns:wps="http://schemas.microsoft.com/office/word/2010/wordprocessingShape" mc:Ignorable="w14 w15 w16se w16cid w16 w16cex w16sdtdh w16sdtfl w16du wp14">
   <w:p>
     <w:pPr>
       <w:jc w:val="center"/>
@@ -1357,8 +1402,38 @@
         <w:szCs w:val="18"/>
       </w:rPr>
       <w:fldChar w:fldCharType="begin"/>
-      <w:instrText xml:space="preserve">PAGE</w:instrText>
+    </w:r>
+    <w:r>
+      <w:rPr>
+        <w:color w:val="666666"/>
+        <w:sz w:val="18"/>
+        <w:szCs w:val="18"/>
+      </w:rPr>
+      <w:instrText>PAGE</w:instrText>
+    </w:r>
+    <w:r>
+      <w:rPr>
+        <w:color w:val="666666"/>
+        <w:sz w:val="18"/>
+        <w:szCs w:val="18"/>
+      </w:rPr>
       <w:fldChar w:fldCharType="separate"/>
+    </w:r>
+    <w:r>
+      <w:rPr>
+        <w:noProof/>
+        <w:color w:val="666666"/>
+        <w:sz w:val="18"/>
+        <w:szCs w:val="18"/>
+      </w:rPr>
+      <w:t>1</w:t>
+    </w:r>
+    <w:r>
+      <w:rPr>
+        <w:color w:val="666666"/>
+        <w:sz w:val="18"/>
+        <w:szCs w:val="18"/>
+      </w:rPr>
       <w:fldChar w:fldCharType="end"/>
     </w:r>
   </w:p>
@@ -1366,18 +1441,9 @@
 </file>
 
 <file path=word/footnotes.xml><?xml version="1.0" encoding="utf-8"?>
-<w:footnotes xmlns:wpc="http://schemas.microsoft.com/office/word/2010/wordprocessingCanvas" xmlns:mc="http://schemas.openxmlformats.org/markup-compatibility/2006" xmlns:o="urn:schemas-microsoft-com:office:office" xmlns:r="http://schemas.openxmlformats.org/officeDocument/2006/relationships" xmlns:m="http://schemas.openxmlformats.org/officeDocument/2006/math" xmlns:v="urn:schemas-microsoft-com:vml" xmlns:wp14="http://schemas.microsoft.com/office/word/2010/wordprocessingDrawing" xmlns:wp="http://schemas.openxmlformats.org/drawingml/2006/wordprocessingDrawing" xmlns:w10="urn:schemas-microsoft-com:office:word" xmlns:w="http://schemas.openxmlformats.org/wordprocessingml/2006/main" xmlns:w14="http://schemas.microsoft.com/office/word/2010/wordml" xmlns:w15="http://schemas.microsoft.com/office/word/2012/wordml" xmlns:wpg="http://schemas.microsoft.com/office/word/2010/wordprocessingGroup" xmlns:wpi="http://schemas.microsoft.com/office/word/2010/wordprocessingInk" xmlns:wne="http://schemas.microsoft.com/office/word/2006/wordml" xmlns:wps="http://schemas.microsoft.com/office/word/2010/wordprocessingShape" mc:Ignorable="w14 w15 wp14">
+<w:footnotes xmlns:wpc="http://schemas.microsoft.com/office/word/2010/wordprocessingCanvas" xmlns:cx="http://schemas.microsoft.com/office/drawing/2014/chartex" xmlns:cx1="http://schemas.microsoft.com/office/drawing/2015/9/8/chartex" xmlns:cx2="http://schemas.microsoft.com/office/drawing/2015/10/21/chartex" xmlns:cx3="http://schemas.microsoft.com/office/drawing/2016/5/9/chartex" xmlns:cx4="http://schemas.microsoft.com/office/drawing/2016/5/10/chartex" xmlns:cx5="http://schemas.microsoft.com/office/drawing/2016/5/11/chartex" xmlns:cx6="http://schemas.microsoft.com/office/drawing/2016/5/12/chartex" xmlns:cx7="http://schemas.microsoft.com/office/drawing/2016/5/13/chartex" xmlns:cx8="http://schemas.microsoft.com/office/drawing/2016/5/14/chartex" xmlns:mc="http://schemas.openxmlformats.org/markup-compatibility/2006" xmlns:aink="http://schemas.microsoft.com/office/drawing/2016/ink" xmlns:am3d="http://schemas.microsoft.com/office/drawing/2017/model3d" xmlns:o="urn:schemas-microsoft-com:office:office" xmlns:oel="http://schemas.microsoft.com/office/2019/extlst" xmlns:r="http://schemas.openxmlformats.org/officeDocument/2006/relationships" xmlns:m="http://schemas.openxmlformats.org/officeDocument/2006/math" xmlns:v="urn:schemas-microsoft-com:vml" xmlns:wp14="http://schemas.microsoft.com/office/word/2010/wordprocessingDrawing" xmlns:wp="http://schemas.openxmlformats.org/drawingml/2006/wordprocessingDrawing" xmlns:w10="urn:schemas-microsoft-com:office:word" xmlns:w="http://schemas.openxmlformats.org/wordprocessingml/2006/main" xmlns:w14="http://schemas.microsoft.com/office/word/2010/wordml" xmlns:w15="http://schemas.microsoft.com/office/word/2012/wordml" xmlns:w16cex="http://schemas.microsoft.com/office/word/2018/wordml/cex" xmlns:w16cid="http://schemas.microsoft.com/office/word/2016/wordml/cid" xmlns:w16="http://schemas.microsoft.com/office/word/2018/wordml" xmlns:w16du="http://schemas.microsoft.com/office/word/2023/wordml/word16du" xmlns:w16sdtdh="http://schemas.microsoft.com/office/word/2020/wordml/sdtdatahash" xmlns:w16sdtfl="http://schemas.microsoft.com/office/word/2024/wordml/sdtformatlock" xmlns:w16se="http://schemas.microsoft.com/office/word/2015/wordml/symex" xmlns:wpg="http://schemas.microsoft.com/office/word/2010/wordprocessingGroup" xmlns:wpi="http://schemas.microsoft.com/office/word/2010/wordprocessingInk" xmlns:wne="http://schemas.microsoft.com/office/word/2006/wordml" xmlns:wps="http://schemas.microsoft.com/office/word/2010/wordprocessingShape" mc:Ignorable="w14 w15 w16se w16cid w16 w16cex w16sdtdh w16sdtfl w16du wp14">
   <w:footnote w:type="separator" w:id="-1">
     <w:p>
-      <w:pPr>
-        <w:spacing w:after="0" w:line="240" w:lineRule="auto"/>
-      </w:pPr>
-      <w:r>
-        <w:rPr>
-          <w:rStyle w:val="FootnoteReference"/>
-        </w:rPr>
-        <w:footnoteRef/>
-      </w:r>
       <w:r>
         <w:separator/>
       </w:r>
@@ -1385,15 +1451,6 @@
   </w:footnote>
   <w:footnote w:type="continuationSeparator" w:id="0">
     <w:p>
-      <w:pPr>
-        <w:spacing w:after="0" w:line="240" w:lineRule="auto"/>
-      </w:pPr>
-      <w:r>
-        <w:rPr>
-          <w:rStyle w:val="FootnoteReference"/>
-        </w:rPr>
-        <w:footnoteRef/>
-      </w:r>
       <w:r>
         <w:continuationSeparator/>
       </w:r>
@@ -1403,10 +1460,66 @@
 </file>
 
 <file path=word/numbering.xml><?xml version="1.0" encoding="utf-8"?>
-<w:numbering xmlns:wpc="http://schemas.microsoft.com/office/word/2010/wordprocessingCanvas" xmlns:mc="http://schemas.openxmlformats.org/markup-compatibility/2006" xmlns:o="urn:schemas-microsoft-com:office:office" xmlns:r="http://schemas.openxmlformats.org/officeDocument/2006/relationships" xmlns:m="http://schemas.openxmlformats.org/officeDocument/2006/math" xmlns:v="urn:schemas-microsoft-com:vml" xmlns:wp14="http://schemas.microsoft.com/office/word/2010/wordprocessingDrawing" xmlns:wp="http://schemas.openxmlformats.org/drawingml/2006/wordprocessingDrawing" xmlns:w10="urn:schemas-microsoft-com:office:word" xmlns:w="http://schemas.openxmlformats.org/wordprocessingml/2006/main" xmlns:w14="http://schemas.microsoft.com/office/word/2010/wordml" xmlns:w15="http://schemas.microsoft.com/office/word/2012/wordml" xmlns:wpg="http://schemas.microsoft.com/office/word/2010/wordprocessingGroup" xmlns:wpi="http://schemas.microsoft.com/office/word/2010/wordprocessingInk" xmlns:wne="http://schemas.microsoft.com/office/word/2006/wordml" xmlns:wps="http://schemas.microsoft.com/office/word/2010/wordprocessingShape" mc:Ignorable="w14 w15 wp14">
+<w:numbering xmlns:wpc="http://schemas.microsoft.com/office/word/2010/wordprocessingCanvas" xmlns:cx="http://schemas.microsoft.com/office/drawing/2014/chartex" xmlns:cx1="http://schemas.microsoft.com/office/drawing/2015/9/8/chartex" xmlns:cx2="http://schemas.microsoft.com/office/drawing/2015/10/21/chartex" xmlns:cx3="http://schemas.microsoft.com/office/drawing/2016/5/9/chartex" xmlns:cx4="http://schemas.microsoft.com/office/drawing/2016/5/10/chartex" xmlns:cx5="http://schemas.microsoft.com/office/drawing/2016/5/11/chartex" xmlns:cx6="http://schemas.microsoft.com/office/drawing/2016/5/12/chartex" xmlns:cx7="http://schemas.microsoft.com/office/drawing/2016/5/13/chartex" xmlns:cx8="http://schemas.microsoft.com/office/drawing/2016/5/14/chartex" xmlns:mc="http://schemas.openxmlformats.org/markup-compatibility/2006" xmlns:aink="http://schemas.microsoft.com/office/drawing/2016/ink" xmlns:am3d="http://schemas.microsoft.com/office/drawing/2017/model3d" xmlns:o="urn:schemas-microsoft-com:office:office" xmlns:oel="http://schemas.microsoft.com/office/2019/extlst" xmlns:r="http://schemas.openxmlformats.org/officeDocument/2006/relationships" xmlns:m="http://schemas.openxmlformats.org/officeDocument/2006/math" xmlns:v="urn:schemas-microsoft-com:vml" xmlns:wp14="http://schemas.microsoft.com/office/word/2010/wordprocessingDrawing" xmlns:wp="http://schemas.openxmlformats.org/drawingml/2006/wordprocessingDrawing" xmlns:w10="urn:schemas-microsoft-com:office:word" xmlns:w="http://schemas.openxmlformats.org/wordprocessingml/2006/main" xmlns:w14="http://schemas.microsoft.com/office/word/2010/wordml" xmlns:w15="http://schemas.microsoft.com/office/word/2012/wordml" xmlns:w16cex="http://schemas.microsoft.com/office/word/2018/wordml/cex" xmlns:w16cid="http://schemas.microsoft.com/office/word/2016/wordml/cid" xmlns:w16="http://schemas.microsoft.com/office/word/2018/wordml" xmlns:w16du="http://schemas.microsoft.com/office/word/2023/wordml/word16du" xmlns:w16sdtdh="http://schemas.microsoft.com/office/word/2020/wordml/sdtdatahash" xmlns:w16sdtfl="http://schemas.microsoft.com/office/word/2024/wordml/sdtformatlock" xmlns:w16se="http://schemas.microsoft.com/office/word/2015/wordml/symex" xmlns:wpg="http://schemas.microsoft.com/office/word/2010/wordprocessingGroup" xmlns:wpi="http://schemas.microsoft.com/office/word/2010/wordprocessingInk" xmlns:wne="http://schemas.microsoft.com/office/word/2006/wordml" xmlns:wps="http://schemas.microsoft.com/office/word/2010/wordprocessingShape" mc:Ignorable="w14 w15 w16se w16cid w16 w16cex w16sdtdh w16sdtfl w16du wp14">
+  <w:abstractNum w:abstractNumId="0" w15:restartNumberingAfterBreak="0">
+    <w:nsid w:val="31111B0A"/>
+    <w:multiLevelType w:val="hybridMultilevel"/>
+    <w:tmpl w:val="0796845E"/>
+    <w:lvl w:ilvl="0" w:tplc="90A6AC0C">
+      <w:start w:val="1"/>
+      <w:numFmt w:val="bullet"/>
+      <w:lvlText w:val="•"/>
+      <w:lvlJc w:val="left"/>
+      <w:pPr>
+        <w:ind w:left="540" w:hanging="280"/>
+      </w:pPr>
+    </w:lvl>
+    <w:lvl w:ilvl="1" w:tplc="DAC6882C">
+      <w:numFmt w:val="decimal"/>
+      <w:lvlText w:val=""/>
+      <w:lvlJc w:val="left"/>
+    </w:lvl>
+    <w:lvl w:ilvl="2" w:tplc="70BC573E">
+      <w:numFmt w:val="decimal"/>
+      <w:lvlText w:val=""/>
+      <w:lvlJc w:val="left"/>
+    </w:lvl>
+    <w:lvl w:ilvl="3" w:tplc="567C64AC">
+      <w:numFmt w:val="decimal"/>
+      <w:lvlText w:val=""/>
+      <w:lvlJc w:val="left"/>
+    </w:lvl>
+    <w:lvl w:ilvl="4" w:tplc="6FAC9C8E">
+      <w:numFmt w:val="decimal"/>
+      <w:lvlText w:val=""/>
+      <w:lvlJc w:val="left"/>
+    </w:lvl>
+    <w:lvl w:ilvl="5" w:tplc="94C61EB4">
+      <w:numFmt w:val="decimal"/>
+      <w:lvlText w:val=""/>
+      <w:lvlJc w:val="left"/>
+    </w:lvl>
+    <w:lvl w:ilvl="6" w:tplc="49B281D6">
+      <w:numFmt w:val="decimal"/>
+      <w:lvlText w:val=""/>
+      <w:lvlJc w:val="left"/>
+    </w:lvl>
+    <w:lvl w:ilvl="7" w:tplc="58AC4EC4">
+      <w:numFmt w:val="decimal"/>
+      <w:lvlText w:val=""/>
+      <w:lvlJc w:val="left"/>
+    </w:lvl>
+    <w:lvl w:ilvl="8" w:tplc="2B12DF0C">
+      <w:numFmt w:val="decimal"/>
+      <w:lvlText w:val=""/>
+      <w:lvlJc w:val="left"/>
+    </w:lvl>
+  </w:abstractNum>
   <w:abstractNum w:abstractNumId="1" w15:restartNumberingAfterBreak="0">
+    <w:nsid w:val="3EE34273"/>
     <w:multiLevelType w:val="hybridMultilevel"/>
-    <w:lvl w:ilvl="0" w15:tentative="1">
+    <w:tmpl w:val="3C3ACEA4"/>
+    <w:lvl w:ilvl="0" w:tplc="1E5AC220">
       <w:start w:val="1"/>
       <w:numFmt w:val="bullet"/>
       <w:lvlText w:val="●"/>
@@ -1415,7 +1528,7 @@
         <w:ind w:left="720" w:hanging="360"/>
       </w:pPr>
     </w:lvl>
-    <w:lvl w:ilvl="1" w15:tentative="1">
+    <w:lvl w:ilvl="1" w:tplc="C0622670">
       <w:start w:val="1"/>
       <w:numFmt w:val="bullet"/>
       <w:lvlText w:val="○"/>
@@ -1424,7 +1537,7 @@
         <w:ind w:left="1440" w:hanging="360"/>
       </w:pPr>
     </w:lvl>
-    <w:lvl w:ilvl="2" w15:tentative="1">
+    <w:lvl w:ilvl="2" w:tplc="135E7C12">
       <w:start w:val="1"/>
       <w:numFmt w:val="bullet"/>
       <w:lvlText w:val="■"/>
@@ -1433,7 +1546,7 @@
         <w:ind w:left="2160" w:hanging="360"/>
       </w:pPr>
     </w:lvl>
-    <w:lvl w:ilvl="3" w15:tentative="1">
+    <w:lvl w:ilvl="3" w:tplc="5AE6A764">
       <w:start w:val="1"/>
       <w:numFmt w:val="bullet"/>
       <w:lvlText w:val="●"/>
@@ -1442,7 +1555,7 @@
         <w:ind w:left="2880" w:hanging="360"/>
       </w:pPr>
     </w:lvl>
-    <w:lvl w:ilvl="4" w15:tentative="1">
+    <w:lvl w:ilvl="4" w:tplc="393642B6">
       <w:start w:val="1"/>
       <w:numFmt w:val="bullet"/>
       <w:lvlText w:val="○"/>
@@ -1451,7 +1564,7 @@
         <w:ind w:left="3600" w:hanging="360"/>
       </w:pPr>
     </w:lvl>
-    <w:lvl w:ilvl="5" w15:tentative="1">
+    <w:lvl w:ilvl="5" w:tplc="AA68D5B2">
       <w:start w:val="1"/>
       <w:numFmt w:val="bullet"/>
       <w:lvlText w:val="■"/>
@@ -1460,7 +1573,7 @@
         <w:ind w:left="4320" w:hanging="360"/>
       </w:pPr>
     </w:lvl>
-    <w:lvl w:ilvl="6" w15:tentative="1">
+    <w:lvl w:ilvl="6" w:tplc="BE66EF08">
       <w:start w:val="1"/>
       <w:numFmt w:val="bullet"/>
       <w:lvlText w:val="●"/>
@@ -1469,7 +1582,7 @@
         <w:ind w:left="5040" w:hanging="360"/>
       </w:pPr>
     </w:lvl>
-    <w:lvl w:ilvl="7" w15:tentative="1">
+    <w:lvl w:ilvl="7" w:tplc="9E6C2832">
       <w:start w:val="1"/>
       <w:numFmt w:val="bullet"/>
       <w:lvlText w:val="●"/>
@@ -1478,7 +1591,7 @@
         <w:ind w:left="5760" w:hanging="360"/>
       </w:pPr>
     </w:lvl>
-    <w:lvl w:ilvl="8" w15:tentative="1">
+    <w:lvl w:ilvl="8" w:tplc="523E9296">
       <w:start w:val="1"/>
       <w:numFmt w:val="bullet"/>
       <w:lvlText w:val="●"/>
@@ -1489,20 +1602,10 @@
     </w:lvl>
   </w:abstractNum>
   <w:abstractNum w:abstractNumId="2" w15:restartNumberingAfterBreak="0">
+    <w:nsid w:val="4DAE4A85"/>
     <w:multiLevelType w:val="hybridMultilevel"/>
-    <w:lvl w:ilvl="0" w15:tentative="1">
-      <w:start w:val="1"/>
-      <w:numFmt w:val="bullet"/>
-      <w:lvlText w:val="•"/>
-      <w:lvlJc w:val="left"/>
-      <w:pPr>
-        <w:ind w:left="540" w:hanging="280"/>
-      </w:pPr>
-    </w:lvl>
-  </w:abstractNum>
-  <w:abstractNum w:abstractNumId="3" w15:restartNumberingAfterBreak="0">
-    <w:multiLevelType w:val="hybridMultilevel"/>
-    <w:lvl w:ilvl="0" w15:tentative="1">
+    <w:tmpl w:val="42B4445E"/>
+    <w:lvl w:ilvl="0" w:tplc="1D406C56">
       <w:start w:val="1"/>
       <w:numFmt w:val="bullet"/>
       <w:lvlText w:val="☐"/>
@@ -1511,21 +1614,61 @@
         <w:ind w:left="540" w:hanging="280"/>
       </w:pPr>
     </w:lvl>
+    <w:lvl w:ilvl="1" w:tplc="8344546A">
+      <w:numFmt w:val="decimal"/>
+      <w:lvlText w:val=""/>
+      <w:lvlJc w:val="left"/>
+    </w:lvl>
+    <w:lvl w:ilvl="2" w:tplc="BA74682E">
+      <w:numFmt w:val="decimal"/>
+      <w:lvlText w:val=""/>
+      <w:lvlJc w:val="left"/>
+    </w:lvl>
+    <w:lvl w:ilvl="3" w:tplc="1F9AB794">
+      <w:numFmt w:val="decimal"/>
+      <w:lvlText w:val=""/>
+      <w:lvlJc w:val="left"/>
+    </w:lvl>
+    <w:lvl w:ilvl="4" w:tplc="437A1158">
+      <w:numFmt w:val="decimal"/>
+      <w:lvlText w:val=""/>
+      <w:lvlJc w:val="left"/>
+    </w:lvl>
+    <w:lvl w:ilvl="5" w:tplc="A7F2859C">
+      <w:numFmt w:val="decimal"/>
+      <w:lvlText w:val=""/>
+      <w:lvlJc w:val="left"/>
+    </w:lvl>
+    <w:lvl w:ilvl="6" w:tplc="1DE40BA2">
+      <w:numFmt w:val="decimal"/>
+      <w:lvlText w:val=""/>
+      <w:lvlJc w:val="left"/>
+    </w:lvl>
+    <w:lvl w:ilvl="7" w:tplc="B642A036">
+      <w:numFmt w:val="decimal"/>
+      <w:lvlText w:val=""/>
+      <w:lvlJc w:val="left"/>
+    </w:lvl>
+    <w:lvl w:ilvl="8" w:tplc="AA7E3640">
+      <w:numFmt w:val="decimal"/>
+      <w:lvlText w:val=""/>
+      <w:lvlJc w:val="left"/>
+    </w:lvl>
   </w:abstractNum>
-  <w:num w:numId="1">
+  <w:num w:numId="1" w16cid:durableId="1019501592">
     <w:abstractNumId w:val="1"/>
     <w:lvlOverride w:ilvl="0">
       <w:startOverride w:val="1"/>
     </w:lvlOverride>
   </w:num>
-  <w:num w:numId="2">
-    <w:abstractNumId w:val="3"/>
+  <w:num w:numId="2" w16cid:durableId="1321160247">
+    <w:abstractNumId w:val="2"/>
     <w:lvlOverride w:ilvl="0">
       <w:startOverride w:val="1"/>
     </w:lvlOverride>
   </w:num>
-  <w:num w:numId="3">
-    <w:abstractNumId w:val="2"/>
+  <w:num w:numId="3" w16cid:durableId="2001537746">
+    <w:abstractNumId w:val="0"/>
     <w:lvlOverride w:ilvl="0">
       <w:startOverride w:val="1"/>
     </w:lvlOverride>
@@ -1534,54 +1677,442 @@
 </file>
 
 <file path=word/styles.xml><?xml version="1.0" encoding="utf-8"?>
-<w:styles xmlns:mc="http://schemas.openxmlformats.org/markup-compatibility/2006" xmlns:r="http://schemas.openxmlformats.org/officeDocument/2006/relationships" xmlns:w="http://schemas.openxmlformats.org/wordprocessingml/2006/main" xmlns:w14="http://schemas.microsoft.com/office/word/2010/wordml" xmlns:w15="http://schemas.microsoft.com/office/word/2012/wordml" mc:Ignorable="w14 w15">
+<w:styles xmlns:mc="http://schemas.openxmlformats.org/markup-compatibility/2006" xmlns:r="http://schemas.openxmlformats.org/officeDocument/2006/relationships" xmlns:w="http://schemas.openxmlformats.org/wordprocessingml/2006/main" xmlns:w14="http://schemas.microsoft.com/office/word/2010/wordml" xmlns:w15="http://schemas.microsoft.com/office/word/2012/wordml" xmlns:w16cex="http://schemas.microsoft.com/office/word/2018/wordml/cex" xmlns:w16cid="http://schemas.microsoft.com/office/word/2016/wordml/cid" xmlns:w16="http://schemas.microsoft.com/office/word/2018/wordml" xmlns:w16du="http://schemas.microsoft.com/office/word/2023/wordml/word16du" xmlns:w16sdtdh="http://schemas.microsoft.com/office/word/2020/wordml/sdtdatahash" xmlns:w16sdtfl="http://schemas.microsoft.com/office/word/2024/wordml/sdtformatlock" xmlns:w16se="http://schemas.microsoft.com/office/word/2015/wordml/symex" mc:Ignorable="w14 w15 w16se w16cid w16 w16cex w16sdtdh w16sdtfl w16du">
   <w:docDefaults>
     <w:rPrDefault>
       <w:rPr>
-        <w:rFonts w:ascii="Arial" w:cs="Arial" w:eastAsia="Arial" w:hAnsi="Arial"/>
+        <w:rFonts w:ascii="Arial" w:eastAsia="Arial" w:hAnsi="Arial" w:cs="Arial"/>
         <w:sz w:val="22"/>
         <w:szCs w:val="22"/>
+        <w:lang w:val="en-US" w:eastAsia="en-US" w:bidi="ar-SA"/>
       </w:rPr>
     </w:rPrDefault>
     <w:pPrDefault/>
   </w:docDefaults>
-  <w:style w:type="paragraph" w:styleId="Title">
-    <w:name w:val="Title"/>
-    <w:basedOn w:val="Normal"/>
-    <w:next w:val="Normal"/>
+  <w:latentStyles w:defLockedState="0" w:defUIPriority="99" w:defSemiHidden="0" w:defUnhideWhenUsed="0" w:defQFormat="0" w:count="376">
+    <w:lsdException w:name="Normal" w:uiPriority="0" w:qFormat="1"/>
+    <w:lsdException w:name="heading 1" w:uiPriority="9" w:qFormat="1"/>
+    <w:lsdException w:name="heading 2" w:semiHidden="1" w:uiPriority="9" w:unhideWhenUsed="1" w:qFormat="1"/>
+    <w:lsdException w:name="heading 3" w:semiHidden="1" w:uiPriority="9" w:unhideWhenUsed="1" w:qFormat="1"/>
+    <w:lsdException w:name="heading 4" w:semiHidden="1" w:uiPriority="9" w:unhideWhenUsed="1" w:qFormat="1"/>
+    <w:lsdException w:name="heading 5" w:semiHidden="1" w:uiPriority="9" w:unhideWhenUsed="1" w:qFormat="1"/>
+    <w:lsdException w:name="heading 6" w:semiHidden="1" w:uiPriority="9" w:unhideWhenUsed="1" w:qFormat="1"/>
+    <w:lsdException w:name="heading 7" w:semiHidden="1" w:uiPriority="9" w:unhideWhenUsed="1" w:qFormat="1"/>
+    <w:lsdException w:name="heading 8" w:semiHidden="1" w:uiPriority="9" w:unhideWhenUsed="1" w:qFormat="1"/>
+    <w:lsdException w:name="heading 9" w:semiHidden="1" w:uiPriority="9" w:unhideWhenUsed="1" w:qFormat="1"/>
+    <w:lsdException w:name="index 1" w:semiHidden="1" w:unhideWhenUsed="1"/>
+    <w:lsdException w:name="index 2" w:semiHidden="1" w:unhideWhenUsed="1"/>
+    <w:lsdException w:name="index 3" w:semiHidden="1" w:unhideWhenUsed="1"/>
+    <w:lsdException w:name="index 4" w:semiHidden="1" w:unhideWhenUsed="1"/>
+    <w:lsdException w:name="index 5" w:semiHidden="1" w:unhideWhenUsed="1"/>
+    <w:lsdException w:name="index 6" w:semiHidden="1" w:unhideWhenUsed="1"/>
+    <w:lsdException w:name="index 7" w:semiHidden="1" w:unhideWhenUsed="1"/>
+    <w:lsdException w:name="index 8" w:semiHidden="1" w:unhideWhenUsed="1"/>
+    <w:lsdException w:name="index 9" w:semiHidden="1" w:unhideWhenUsed="1"/>
+    <w:lsdException w:name="toc 1" w:semiHidden="1" w:uiPriority="39" w:unhideWhenUsed="1"/>
+    <w:lsdException w:name="toc 2" w:semiHidden="1" w:uiPriority="39" w:unhideWhenUsed="1"/>
+    <w:lsdException w:name="toc 3" w:semiHidden="1" w:uiPriority="39" w:unhideWhenUsed="1"/>
+    <w:lsdException w:name="toc 4" w:semiHidden="1" w:uiPriority="39" w:unhideWhenUsed="1"/>
+    <w:lsdException w:name="toc 5" w:semiHidden="1" w:uiPriority="39" w:unhideWhenUsed="1"/>
+    <w:lsdException w:name="toc 6" w:semiHidden="1" w:uiPriority="39" w:unhideWhenUsed="1"/>
+    <w:lsdException w:name="toc 7" w:semiHidden="1" w:uiPriority="39" w:unhideWhenUsed="1"/>
+    <w:lsdException w:name="toc 8" w:semiHidden="1" w:uiPriority="39" w:unhideWhenUsed="1"/>
+    <w:lsdException w:name="toc 9" w:semiHidden="1" w:uiPriority="39" w:unhideWhenUsed="1"/>
+    <w:lsdException w:name="Normal Indent" w:semiHidden="1" w:unhideWhenUsed="1"/>
+    <w:lsdException w:name="footnote text" w:semiHidden="1" w:unhideWhenUsed="1"/>
+    <w:lsdException w:name="annotation text" w:semiHidden="1" w:unhideWhenUsed="1"/>
+    <w:lsdException w:name="header" w:semiHidden="1" w:unhideWhenUsed="1"/>
+    <w:lsdException w:name="footer" w:semiHidden="1" w:unhideWhenUsed="1"/>
+    <w:lsdException w:name="index heading" w:semiHidden="1" w:unhideWhenUsed="1"/>
+    <w:lsdException w:name="caption" w:semiHidden="1" w:uiPriority="35" w:unhideWhenUsed="1" w:qFormat="1"/>
+    <w:lsdException w:name="table of figures" w:semiHidden="1" w:unhideWhenUsed="1"/>
+    <w:lsdException w:name="envelope address" w:semiHidden="1" w:unhideWhenUsed="1"/>
+    <w:lsdException w:name="envelope return" w:semiHidden="1" w:unhideWhenUsed="1"/>
+    <w:lsdException w:name="footnote reference" w:semiHidden="1" w:unhideWhenUsed="1"/>
+    <w:lsdException w:name="annotation reference" w:semiHidden="1" w:unhideWhenUsed="1"/>
+    <w:lsdException w:name="line number" w:semiHidden="1" w:unhideWhenUsed="1"/>
+    <w:lsdException w:name="page number" w:semiHidden="1" w:unhideWhenUsed="1"/>
+    <w:lsdException w:name="endnote reference" w:semiHidden="1" w:unhideWhenUsed="1"/>
+    <w:lsdException w:name="endnote text" w:semiHidden="1" w:unhideWhenUsed="1"/>
+    <w:lsdException w:name="table of authorities" w:semiHidden="1" w:unhideWhenUsed="1"/>
+    <w:lsdException w:name="macro" w:semiHidden="1" w:unhideWhenUsed="1"/>
+    <w:lsdException w:name="toa heading" w:semiHidden="1" w:unhideWhenUsed="1"/>
+    <w:lsdException w:name="List" w:semiHidden="1" w:unhideWhenUsed="1"/>
+    <w:lsdException w:name="List Bullet" w:semiHidden="1" w:unhideWhenUsed="1"/>
+    <w:lsdException w:name="List Number" w:semiHidden="1" w:unhideWhenUsed="1"/>
+    <w:lsdException w:name="List 2" w:semiHidden="1" w:unhideWhenUsed="1"/>
+    <w:lsdException w:name="List 3" w:semiHidden="1" w:unhideWhenUsed="1"/>
+    <w:lsdException w:name="List 4" w:semiHidden="1" w:unhideWhenUsed="1"/>
+    <w:lsdException w:name="List 5" w:semiHidden="1" w:unhideWhenUsed="1"/>
+    <w:lsdException w:name="List Bullet 2" w:semiHidden="1" w:unhideWhenUsed="1"/>
+    <w:lsdException w:name="List Bullet 3" w:semiHidden="1" w:unhideWhenUsed="1"/>
+    <w:lsdException w:name="List Bullet 4" w:semiHidden="1" w:unhideWhenUsed="1"/>
+    <w:lsdException w:name="List Bullet 5" w:semiHidden="1" w:unhideWhenUsed="1"/>
+    <w:lsdException w:name="List Number 2" w:semiHidden="1" w:unhideWhenUsed="1"/>
+    <w:lsdException w:name="List Number 3" w:semiHidden="1" w:unhideWhenUsed="1"/>
+    <w:lsdException w:name="List Number 4" w:semiHidden="1" w:unhideWhenUsed="1"/>
+    <w:lsdException w:name="List Number 5" w:semiHidden="1" w:unhideWhenUsed="1"/>
+    <w:lsdException w:name="Title" w:uiPriority="10" w:qFormat="1"/>
+    <w:lsdException w:name="Closing" w:semiHidden="1" w:unhideWhenUsed="1"/>
+    <w:lsdException w:name="Signature" w:semiHidden="1" w:unhideWhenUsed="1"/>
+    <w:lsdException w:name="Default Paragraph Font" w:semiHidden="1" w:uiPriority="1" w:unhideWhenUsed="1"/>
+    <w:lsdException w:name="Body Text" w:semiHidden="1" w:unhideWhenUsed="1"/>
+    <w:lsdException w:name="Body Text Indent" w:semiHidden="1" w:unhideWhenUsed="1"/>
+    <w:lsdException w:name="List Continue" w:semiHidden="1" w:unhideWhenUsed="1"/>
+    <w:lsdException w:name="List Continue 2" w:semiHidden="1" w:unhideWhenUsed="1"/>
+    <w:lsdException w:name="List Continue 3" w:semiHidden="1" w:unhideWhenUsed="1"/>
+    <w:lsdException w:name="List Continue 4" w:semiHidden="1" w:unhideWhenUsed="1"/>
+    <w:lsdException w:name="List Continue 5" w:semiHidden="1" w:unhideWhenUsed="1"/>
+    <w:lsdException w:name="Message Header" w:semiHidden="1" w:unhideWhenUsed="1"/>
+    <w:lsdException w:name="Subtitle" w:uiPriority="11" w:qFormat="1"/>
+    <w:lsdException w:name="Salutation" w:semiHidden="1" w:unhideWhenUsed="1"/>
+    <w:lsdException w:name="Date" w:semiHidden="1" w:unhideWhenUsed="1"/>
+    <w:lsdException w:name="Body Text First Indent" w:semiHidden="1" w:unhideWhenUsed="1"/>
+    <w:lsdException w:name="Body Text First Indent 2" w:semiHidden="1" w:unhideWhenUsed="1"/>
+    <w:lsdException w:name="Note Heading" w:semiHidden="1" w:unhideWhenUsed="1"/>
+    <w:lsdException w:name="Body Text 2" w:semiHidden="1" w:unhideWhenUsed="1"/>
+    <w:lsdException w:name="Body Text 3" w:semiHidden="1" w:unhideWhenUsed="1"/>
+    <w:lsdException w:name="Body Text Indent 2" w:semiHidden="1" w:unhideWhenUsed="1"/>
+    <w:lsdException w:name="Body Text Indent 3" w:semiHidden="1" w:unhideWhenUsed="1"/>
+    <w:lsdException w:name="Block Text" w:semiHidden="1" w:unhideWhenUsed="1"/>
+    <w:lsdException w:name="Hyperlink" w:semiHidden="1" w:unhideWhenUsed="1"/>
+    <w:lsdException w:name="FollowedHyperlink" w:semiHidden="1" w:unhideWhenUsed="1"/>
+    <w:lsdException w:name="Strong" w:uiPriority="22" w:qFormat="1"/>
+    <w:lsdException w:name="Emphasis" w:uiPriority="20" w:qFormat="1"/>
+    <w:lsdException w:name="Document Map" w:semiHidden="1" w:unhideWhenUsed="1"/>
+    <w:lsdException w:name="Plain Text" w:semiHidden="1" w:unhideWhenUsed="1"/>
+    <w:lsdException w:name="E-mail Signature" w:semiHidden="1" w:unhideWhenUsed="1"/>
+    <w:lsdException w:name="HTML Top of Form" w:semiHidden="1" w:unhideWhenUsed="1"/>
+    <w:lsdException w:name="HTML Bottom of Form" w:semiHidden="1" w:unhideWhenUsed="1"/>
+    <w:lsdException w:name="Normal (Web)" w:semiHidden="1" w:unhideWhenUsed="1"/>
+    <w:lsdException w:name="HTML Acronym" w:semiHidden="1" w:unhideWhenUsed="1"/>
+    <w:lsdException w:name="HTML Address" w:semiHidden="1" w:unhideWhenUsed="1"/>
+    <w:lsdException w:name="HTML Cite" w:semiHidden="1" w:unhideWhenUsed="1"/>
+    <w:lsdException w:name="HTML Code" w:semiHidden="1" w:unhideWhenUsed="1"/>
+    <w:lsdException w:name="HTML Definition" w:semiHidden="1" w:unhideWhenUsed="1"/>
+    <w:lsdException w:name="HTML Keyboard" w:semiHidden="1" w:unhideWhenUsed="1"/>
+    <w:lsdException w:name="HTML Preformatted" w:semiHidden="1" w:unhideWhenUsed="1"/>
+    <w:lsdException w:name="HTML Sample" w:semiHidden="1" w:unhideWhenUsed="1"/>
+    <w:lsdException w:name="HTML Typewriter" w:semiHidden="1" w:unhideWhenUsed="1"/>
+    <w:lsdException w:name="HTML Variable" w:semiHidden="1" w:unhideWhenUsed="1"/>
+    <w:lsdException w:name="Normal Table" w:semiHidden="1" w:unhideWhenUsed="1"/>
+    <w:lsdException w:name="annotation subject" w:semiHidden="1" w:unhideWhenUsed="1"/>
+    <w:lsdException w:name="No List" w:semiHidden="1" w:unhideWhenUsed="1"/>
+    <w:lsdException w:name="Outline List 1" w:semiHidden="1" w:unhideWhenUsed="1"/>
+    <w:lsdException w:name="Outline List 2" w:semiHidden="1" w:unhideWhenUsed="1"/>
+    <w:lsdException w:name="Outline List 3" w:semiHidden="1" w:unhideWhenUsed="1"/>
+    <w:lsdException w:name="Table Simple 1" w:semiHidden="1" w:unhideWhenUsed="1"/>
+    <w:lsdException w:name="Table Simple 2" w:semiHidden="1" w:unhideWhenUsed="1"/>
+    <w:lsdException w:name="Table Simple 3" w:semiHidden="1" w:unhideWhenUsed="1"/>
+    <w:lsdException w:name="Table Classic 1" w:semiHidden="1" w:unhideWhenUsed="1"/>
+    <w:lsdException w:name="Table Classic 2" w:semiHidden="1" w:unhideWhenUsed="1"/>
+    <w:lsdException w:name="Table Classic 3" w:semiHidden="1" w:unhideWhenUsed="1"/>
+    <w:lsdException w:name="Table Classic 4" w:semiHidden="1" w:unhideWhenUsed="1"/>
+    <w:lsdException w:name="Table Colorful 1" w:semiHidden="1" w:unhideWhenUsed="1"/>
+    <w:lsdException w:name="Table Colorful 2" w:semiHidden="1" w:unhideWhenUsed="1"/>
+    <w:lsdException w:name="Table Colorful 3" w:semiHidden="1" w:unhideWhenUsed="1"/>
+    <w:lsdException w:name="Table Columns 1" w:semiHidden="1" w:unhideWhenUsed="1"/>
+    <w:lsdException w:name="Table Columns 2" w:semiHidden="1" w:unhideWhenUsed="1"/>
+    <w:lsdException w:name="Table Columns 3" w:semiHidden="1" w:unhideWhenUsed="1"/>
+    <w:lsdException w:name="Table Columns 4" w:semiHidden="1" w:unhideWhenUsed="1"/>
+    <w:lsdException w:name="Table Columns 5" w:semiHidden="1" w:unhideWhenUsed="1"/>
+    <w:lsdException w:name="Table Grid 1" w:semiHidden="1" w:unhideWhenUsed="1"/>
+    <w:lsdException w:name="Table Grid 2" w:semiHidden="1" w:unhideWhenUsed="1"/>
+    <w:lsdException w:name="Table Grid 3" w:semiHidden="1" w:unhideWhenUsed="1"/>
+    <w:lsdException w:name="Table Grid 4" w:semiHidden="1" w:unhideWhenUsed="1"/>
+    <w:lsdException w:name="Table Grid 5" w:semiHidden="1" w:unhideWhenUsed="1"/>
+    <w:lsdException w:name="Table Grid 6" w:semiHidden="1" w:unhideWhenUsed="1"/>
+    <w:lsdException w:name="Table Grid 7" w:semiHidden="1" w:unhideWhenUsed="1"/>
+    <w:lsdException w:name="Table Grid 8" w:semiHidden="1" w:unhideWhenUsed="1"/>
+    <w:lsdException w:name="Table List 1" w:semiHidden="1" w:unhideWhenUsed="1"/>
+    <w:lsdException w:name="Table List 2" w:semiHidden="1" w:unhideWhenUsed="1"/>
+    <w:lsdException w:name="Table List 3" w:semiHidden="1" w:unhideWhenUsed="1"/>
+    <w:lsdException w:name="Table List 4" w:semiHidden="1" w:unhideWhenUsed="1"/>
+    <w:lsdException w:name="Table List 5" w:semiHidden="1" w:unhideWhenUsed="1"/>
+    <w:lsdException w:name="Table List 6" w:semiHidden="1" w:unhideWhenUsed="1"/>
+    <w:lsdException w:name="Table List 7" w:semiHidden="1" w:unhideWhenUsed="1"/>
+    <w:lsdException w:name="Table List 8" w:semiHidden="1" w:unhideWhenUsed="1"/>
+    <w:lsdException w:name="Table 3D effects 1" w:semiHidden="1" w:unhideWhenUsed="1"/>
+    <w:lsdException w:name="Table 3D effects 2" w:semiHidden="1" w:unhideWhenUsed="1"/>
+    <w:lsdException w:name="Table 3D effects 3" w:semiHidden="1" w:unhideWhenUsed="1"/>
+    <w:lsdException w:name="Table Contemporary" w:semiHidden="1" w:unhideWhenUsed="1"/>
+    <w:lsdException w:name="Table Elegant" w:semiHidden="1" w:unhideWhenUsed="1"/>
+    <w:lsdException w:name="Table Professional" w:semiHidden="1" w:unhideWhenUsed="1"/>
+    <w:lsdException w:name="Table Subtle 1" w:semiHidden="1" w:unhideWhenUsed="1"/>
+    <w:lsdException w:name="Table Subtle 2" w:semiHidden="1" w:unhideWhenUsed="1"/>
+    <w:lsdException w:name="Table Web 1" w:semiHidden="1" w:unhideWhenUsed="1"/>
+    <w:lsdException w:name="Table Web 2" w:semiHidden="1" w:unhideWhenUsed="1"/>
+    <w:lsdException w:name="Table Web 3" w:semiHidden="1" w:unhideWhenUsed="1"/>
+    <w:lsdException w:name="Balloon Text" w:semiHidden="1" w:unhideWhenUsed="1"/>
+    <w:lsdException w:name="Table Grid" w:uiPriority="39"/>
+    <w:lsdException w:name="Table Theme" w:semiHidden="1" w:unhideWhenUsed="1"/>
+    <w:lsdException w:name="Placeholder Text" w:semiHidden="1"/>
+    <w:lsdException w:name="No Spacing" w:uiPriority="1" w:qFormat="1"/>
+    <w:lsdException w:name="Light Shading" w:uiPriority="60"/>
+    <w:lsdException w:name="Light List" w:uiPriority="61"/>
+    <w:lsdException w:name="Light Grid" w:uiPriority="62"/>
+    <w:lsdException w:name="Medium Shading 1" w:uiPriority="63"/>
+    <w:lsdException w:name="Medium Shading 2" w:uiPriority="64"/>
+    <w:lsdException w:name="Medium List 1" w:uiPriority="65"/>
+    <w:lsdException w:name="Medium List 2" w:uiPriority="66"/>
+    <w:lsdException w:name="Medium Grid 1" w:uiPriority="67"/>
+    <w:lsdException w:name="Medium Grid 2" w:uiPriority="68"/>
+    <w:lsdException w:name="Medium Grid 3" w:uiPriority="69"/>
+    <w:lsdException w:name="Dark List" w:uiPriority="70"/>
+    <w:lsdException w:name="Colorful Shading" w:uiPriority="71"/>
+    <w:lsdException w:name="Colorful List" w:uiPriority="72"/>
+    <w:lsdException w:name="Colorful Grid" w:uiPriority="73"/>
+    <w:lsdException w:name="Light Shading Accent 1" w:uiPriority="60"/>
+    <w:lsdException w:name="Light List Accent 1" w:uiPriority="61"/>
+    <w:lsdException w:name="Light Grid Accent 1" w:uiPriority="62"/>
+    <w:lsdException w:name="Medium Shading 1 Accent 1" w:uiPriority="63"/>
+    <w:lsdException w:name="Medium Shading 2 Accent 1" w:uiPriority="64"/>
+    <w:lsdException w:name="Medium List 1 Accent 1" w:uiPriority="65"/>
+    <w:lsdException w:name="Revision" w:semiHidden="1"/>
+    <w:lsdException w:name="List Paragraph" w:uiPriority="34" w:qFormat="1"/>
+    <w:lsdException w:name="Quote" w:uiPriority="29" w:qFormat="1"/>
+    <w:lsdException w:name="Intense Quote" w:uiPriority="30" w:qFormat="1"/>
+    <w:lsdException w:name="Medium List 2 Accent 1" w:uiPriority="66"/>
+    <w:lsdException w:name="Medium Grid 1 Accent 1" w:uiPriority="67"/>
+    <w:lsdException w:name="Medium Grid 2 Accent 1" w:uiPriority="68"/>
+    <w:lsdException w:name="Medium Grid 3 Accent 1" w:uiPriority="69"/>
+    <w:lsdException w:name="Dark List Accent 1" w:uiPriority="70"/>
+    <w:lsdException w:name="Colorful Shading Accent 1" w:uiPriority="71"/>
+    <w:lsdException w:name="Colorful List Accent 1" w:uiPriority="72"/>
+    <w:lsdException w:name="Colorful Grid Accent 1" w:uiPriority="73"/>
+    <w:lsdException w:name="Light Shading Accent 2" w:uiPriority="60"/>
+    <w:lsdException w:name="Light List Accent 2" w:uiPriority="61"/>
+    <w:lsdException w:name="Light Grid Accent 2" w:uiPriority="62"/>
+    <w:lsdException w:name="Medium Shading 1 Accent 2" w:uiPriority="63"/>
+    <w:lsdException w:name="Medium Shading 2 Accent 2" w:uiPriority="64"/>
+    <w:lsdException w:name="Medium List 1 Accent 2" w:uiPriority="65"/>
+    <w:lsdException w:name="Medium List 2 Accent 2" w:uiPriority="66"/>
+    <w:lsdException w:name="Medium Grid 1 Accent 2" w:uiPriority="67"/>
+    <w:lsdException w:name="Medium Grid 2 Accent 2" w:uiPriority="68"/>
+    <w:lsdException w:name="Medium Grid 3 Accent 2" w:uiPriority="69"/>
+    <w:lsdException w:name="Dark List Accent 2" w:uiPriority="70"/>
+    <w:lsdException w:name="Colorful Shading Accent 2" w:uiPriority="71"/>
+    <w:lsdException w:name="Colorful List Accent 2" w:uiPriority="72"/>
+    <w:lsdException w:name="Colorful Grid Accent 2" w:uiPriority="73"/>
+    <w:lsdException w:name="Light Shading Accent 3" w:uiPriority="60"/>
+    <w:lsdException w:name="Light List Accent 3" w:uiPriority="61"/>
+    <w:lsdException w:name="Light Grid Accent 3" w:uiPriority="62"/>
+    <w:lsdException w:name="Medium Shading 1 Accent 3" w:uiPriority="63"/>
+    <w:lsdException w:name="Medium Shading 2 Accent 3" w:uiPriority="64"/>
+    <w:lsdException w:name="Medium List 1 Accent 3" w:uiPriority="65"/>
+    <w:lsdException w:name="Medium List 2 Accent 3" w:uiPriority="66"/>
+    <w:lsdException w:name="Medium Grid 1 Accent 3" w:uiPriority="67"/>
+    <w:lsdException w:name="Medium Grid 2 Accent 3" w:uiPriority="68"/>
+    <w:lsdException w:name="Medium Grid 3 Accent 3" w:uiPriority="69"/>
+    <w:lsdException w:name="Dark List Accent 3" w:uiPriority="70"/>
+    <w:lsdException w:name="Colorful Shading Accent 3" w:uiPriority="71"/>
+    <w:lsdException w:name="Colorful List Accent 3" w:uiPriority="72"/>
+    <w:lsdException w:name="Colorful Grid Accent 3" w:uiPriority="73"/>
+    <w:lsdException w:name="Light Shading Accent 4" w:uiPriority="60"/>
+    <w:lsdException w:name="Light List Accent 4" w:uiPriority="61"/>
+    <w:lsdException w:name="Light Grid Accent 4" w:uiPriority="62"/>
+    <w:lsdException w:name="Medium Shading 1 Accent 4" w:uiPriority="63"/>
+    <w:lsdException w:name="Medium Shading 2 Accent 4" w:uiPriority="64"/>
+    <w:lsdException w:name="Medium List 1 Accent 4" w:uiPriority="65"/>
+    <w:lsdException w:name="Medium List 2 Accent 4" w:uiPriority="66"/>
+    <w:lsdException w:name="Medium Grid 1 Accent 4" w:uiPriority="67"/>
+    <w:lsdException w:name="Medium Grid 2 Accent 4" w:uiPriority="68"/>
+    <w:lsdException w:name="Medium Grid 3 Accent 4" w:uiPriority="69"/>
+    <w:lsdException w:name="Dark List Accent 4" w:uiPriority="70"/>
+    <w:lsdException w:name="Colorful Shading Accent 4" w:uiPriority="71"/>
+    <w:lsdException w:name="Colorful List Accent 4" w:uiPriority="72"/>
+    <w:lsdException w:name="Colorful Grid Accent 4" w:uiPriority="73"/>
+    <w:lsdException w:name="Light Shading Accent 5" w:uiPriority="60"/>
+    <w:lsdException w:name="Light List Accent 5" w:uiPriority="61"/>
+    <w:lsdException w:name="Light Grid Accent 5" w:uiPriority="62"/>
+    <w:lsdException w:name="Medium Shading 1 Accent 5" w:uiPriority="63"/>
+    <w:lsdException w:name="Medium Shading 2 Accent 5" w:uiPriority="64"/>
+    <w:lsdException w:name="Medium List 1 Accent 5" w:uiPriority="65"/>
+    <w:lsdException w:name="Medium List 2 Accent 5" w:uiPriority="66"/>
+    <w:lsdException w:name="Medium Grid 1 Accent 5" w:uiPriority="67"/>
+    <w:lsdException w:name="Medium Grid 2 Accent 5" w:uiPriority="68"/>
+    <w:lsdException w:name="Medium Grid 3 Accent 5" w:uiPriority="69"/>
+    <w:lsdException w:name="Dark List Accent 5" w:uiPriority="70"/>
+    <w:lsdException w:name="Colorful Shading Accent 5" w:uiPriority="71"/>
+    <w:lsdException w:name="Colorful List Accent 5" w:uiPriority="72"/>
+    <w:lsdException w:name="Colorful Grid Accent 5" w:uiPriority="73"/>
+    <w:lsdException w:name="Light Shading Accent 6" w:uiPriority="60"/>
+    <w:lsdException w:name="Light List Accent 6" w:uiPriority="61"/>
+    <w:lsdException w:name="Light Grid Accent 6" w:uiPriority="62"/>
+    <w:lsdException w:name="Medium Shading 1 Accent 6" w:uiPriority="63"/>
+    <w:lsdException w:name="Medium Shading 2 Accent 6" w:uiPriority="64"/>
+    <w:lsdException w:name="Medium List 1 Accent 6" w:uiPriority="65"/>
+    <w:lsdException w:name="Medium List 2 Accent 6" w:uiPriority="66"/>
+    <w:lsdException w:name="Medium Grid 1 Accent 6" w:uiPriority="67"/>
+    <w:lsdException w:name="Medium Grid 2 Accent 6" w:uiPriority="68"/>
+    <w:lsdException w:name="Medium Grid 3 Accent 6" w:uiPriority="69"/>
+    <w:lsdException w:name="Dark List Accent 6" w:uiPriority="70"/>
+    <w:lsdException w:name="Colorful Shading Accent 6" w:uiPriority="71"/>
+    <w:lsdException w:name="Colorful List Accent 6" w:uiPriority="72"/>
+    <w:lsdException w:name="Colorful Grid Accent 6" w:uiPriority="73"/>
+    <w:lsdException w:name="Subtle Emphasis" w:uiPriority="19" w:qFormat="1"/>
+    <w:lsdException w:name="Intense Emphasis" w:uiPriority="21" w:qFormat="1"/>
+    <w:lsdException w:name="Subtle Reference" w:uiPriority="31" w:qFormat="1"/>
+    <w:lsdException w:name="Intense Reference" w:uiPriority="32" w:qFormat="1"/>
+    <w:lsdException w:name="Book Title" w:uiPriority="33" w:qFormat="1"/>
+    <w:lsdException w:name="Bibliography" w:semiHidden="1" w:uiPriority="37" w:unhideWhenUsed="1"/>
+    <w:lsdException w:name="TOC Heading" w:semiHidden="1" w:uiPriority="39" w:unhideWhenUsed="1" w:qFormat="1"/>
+    <w:lsdException w:name="Plain Table 1" w:uiPriority="41"/>
+    <w:lsdException w:name="Plain Table 2" w:uiPriority="42"/>
+    <w:lsdException w:name="Plain Table 3" w:uiPriority="43"/>
+    <w:lsdException w:name="Plain Table 4" w:uiPriority="44"/>
+    <w:lsdException w:name="Plain Table 5" w:uiPriority="45"/>
+    <w:lsdException w:name="Grid Table Light" w:uiPriority="40"/>
+    <w:lsdException w:name="Grid Table 1 Light" w:uiPriority="46"/>
+    <w:lsdException w:name="Grid Table 2" w:uiPriority="47"/>
+    <w:lsdException w:name="Grid Table 3" w:uiPriority="48"/>
+    <w:lsdException w:name="Grid Table 4" w:uiPriority="49"/>
+    <w:lsdException w:name="Grid Table 5 Dark" w:uiPriority="50"/>
+    <w:lsdException w:name="Grid Table 6 Colorful" w:uiPriority="51"/>
+    <w:lsdException w:name="Grid Table 7 Colorful" w:uiPriority="52"/>
+    <w:lsdException w:name="Grid Table 1 Light Accent 1" w:uiPriority="46"/>
+    <w:lsdException w:name="Grid Table 2 Accent 1" w:uiPriority="47"/>
+    <w:lsdException w:name="Grid Table 3 Accent 1" w:uiPriority="48"/>
+    <w:lsdException w:name="Grid Table 4 Accent 1" w:uiPriority="49"/>
+    <w:lsdException w:name="Grid Table 5 Dark Accent 1" w:uiPriority="50"/>
+    <w:lsdException w:name="Grid Table 6 Colorful Accent 1" w:uiPriority="51"/>
+    <w:lsdException w:name="Grid Table 7 Colorful Accent 1" w:uiPriority="52"/>
+    <w:lsdException w:name="Grid Table 1 Light Accent 2" w:uiPriority="46"/>
+    <w:lsdException w:name="Grid Table 2 Accent 2" w:uiPriority="47"/>
+    <w:lsdException w:name="Grid Table 3 Accent 2" w:uiPriority="48"/>
+    <w:lsdException w:name="Grid Table 4 Accent 2" w:uiPriority="49"/>
+    <w:lsdException w:name="Grid Table 5 Dark Accent 2" w:uiPriority="50"/>
+    <w:lsdException w:name="Grid Table 6 Colorful Accent 2" w:uiPriority="51"/>
+    <w:lsdException w:name="Grid Table 7 Colorful Accent 2" w:uiPriority="52"/>
+    <w:lsdException w:name="Grid Table 1 Light Accent 3" w:uiPriority="46"/>
+    <w:lsdException w:name="Grid Table 2 Accent 3" w:uiPriority="47"/>
+    <w:lsdException w:name="Grid Table 3 Accent 3" w:uiPriority="48"/>
+    <w:lsdException w:name="Grid Table 4 Accent 3" w:uiPriority="49"/>
+    <w:lsdException w:name="Grid Table 5 Dark Accent 3" w:uiPriority="50"/>
+    <w:lsdException w:name="Grid Table 6 Colorful Accent 3" w:uiPriority="51"/>
+    <w:lsdException w:name="Grid Table 7 Colorful Accent 3" w:uiPriority="52"/>
+    <w:lsdException w:name="Grid Table 1 Light Accent 4" w:uiPriority="46"/>
+    <w:lsdException w:name="Grid Table 2 Accent 4" w:uiPriority="47"/>
+    <w:lsdException w:name="Grid Table 3 Accent 4" w:uiPriority="48"/>
+    <w:lsdException w:name="Grid Table 4 Accent 4" w:uiPriority="49"/>
+    <w:lsdException w:name="Grid Table 5 Dark Accent 4" w:uiPriority="50"/>
+    <w:lsdException w:name="Grid Table 6 Colorful Accent 4" w:uiPriority="51"/>
+    <w:lsdException w:name="Grid Table 7 Colorful Accent 4" w:uiPriority="52"/>
+    <w:lsdException w:name="Grid Table 1 Light Accent 5" w:uiPriority="46"/>
+    <w:lsdException w:name="Grid Table 2 Accent 5" w:uiPriority="47"/>
+    <w:lsdException w:name="Grid Table 3 Accent 5" w:uiPriority="48"/>
+    <w:lsdException w:name="Grid Table 4 Accent 5" w:uiPriority="49"/>
+    <w:lsdException w:name="Grid Table 5 Dark Accent 5" w:uiPriority="50"/>
+    <w:lsdException w:name="Grid Table 6 Colorful Accent 5" w:uiPriority="51"/>
+    <w:lsdException w:name="Grid Table 7 Colorful Accent 5" w:uiPriority="52"/>
+    <w:lsdException w:name="Grid Table 1 Light Accent 6" w:uiPriority="46"/>
+    <w:lsdException w:name="Grid Table 2 Accent 6" w:uiPriority="47"/>
+    <w:lsdException w:name="Grid Table 3 Accent 6" w:uiPriority="48"/>
+    <w:lsdException w:name="Grid Table 4 Accent 6" w:uiPriority="49"/>
+    <w:lsdException w:name="Grid Table 5 Dark Accent 6" w:uiPriority="50"/>
+    <w:lsdException w:name="Grid Table 6 Colorful Accent 6" w:uiPriority="51"/>
+    <w:lsdException w:name="Grid Table 7 Colorful Accent 6" w:uiPriority="52"/>
+    <w:lsdException w:name="List Table 1 Light" w:uiPriority="46"/>
+    <w:lsdException w:name="List Table 2" w:uiPriority="47"/>
+    <w:lsdException w:name="List Table 3" w:uiPriority="48"/>
+    <w:lsdException w:name="List Table 4" w:uiPriority="49"/>
+    <w:lsdException w:name="List Table 5 Dark" w:uiPriority="50"/>
+    <w:lsdException w:name="List Table 6 Colorful" w:uiPriority="51"/>
+    <w:lsdException w:name="List Table 7 Colorful" w:uiPriority="52"/>
+    <w:lsdException w:name="List Table 1 Light Accent 1" w:uiPriority="46"/>
+    <w:lsdException w:name="List Table 2 Accent 1" w:uiPriority="47"/>
+    <w:lsdException w:name="List Table 3 Accent 1" w:uiPriority="48"/>
+    <w:lsdException w:name="List Table 4 Accent 1" w:uiPriority="49"/>
+    <w:lsdException w:name="List Table 5 Dark Accent 1" w:uiPriority="50"/>
+    <w:lsdException w:name="List Table 6 Colorful Accent 1" w:uiPriority="51"/>
+    <w:lsdException w:name="List Table 7 Colorful Accent 1" w:uiPriority="52"/>
+    <w:lsdException w:name="List Table 1 Light Accent 2" w:uiPriority="46"/>
+    <w:lsdException w:name="List Table 2 Accent 2" w:uiPriority="47"/>
+    <w:lsdException w:name="List Table 3 Accent 2" w:uiPriority="48"/>
+    <w:lsdException w:name="List Table 4 Accent 2" w:uiPriority="49"/>
+    <w:lsdException w:name="List Table 5 Dark Accent 2" w:uiPriority="50"/>
+    <w:lsdException w:name="List Table 6 Colorful Accent 2" w:uiPriority="51"/>
+    <w:lsdException w:name="List Table 7 Colorful Accent 2" w:uiPriority="52"/>
+    <w:lsdException w:name="List Table 1 Light Accent 3" w:uiPriority="46"/>
+    <w:lsdException w:name="List Table 2 Accent 3" w:uiPriority="47"/>
+    <w:lsdException w:name="List Table 3 Accent 3" w:uiPriority="48"/>
+    <w:lsdException w:name="List Table 4 Accent 3" w:uiPriority="49"/>
+    <w:lsdException w:name="List Table 5 Dark Accent 3" w:uiPriority="50"/>
+    <w:lsdException w:name="List Table 6 Colorful Accent 3" w:uiPriority="51"/>
+    <w:lsdException w:name="List Table 7 Colorful Accent 3" w:uiPriority="52"/>
+    <w:lsdException w:name="List Table 1 Light Accent 4" w:uiPriority="46"/>
+    <w:lsdException w:name="List Table 2 Accent 4" w:uiPriority="47"/>
+    <w:lsdException w:name="List Table 3 Accent 4" w:uiPriority="48"/>
+    <w:lsdException w:name="List Table 4 Accent 4" w:uiPriority="49"/>
+    <w:lsdException w:name="List Table 5 Dark Accent 4" w:uiPriority="50"/>
+    <w:lsdException w:name="List Table 6 Colorful Accent 4" w:uiPriority="51"/>
+    <w:lsdException w:name="List Table 7 Colorful Accent 4" w:uiPriority="52"/>
+    <w:lsdException w:name="List Table 1 Light Accent 5" w:uiPriority="46"/>
+    <w:lsdException w:name="List Table 2 Accent 5" w:uiPriority="47"/>
+    <w:lsdException w:name="List Table 3 Accent 5" w:uiPriority="48"/>
+    <w:lsdException w:name="List Table 4 Accent 5" w:uiPriority="49"/>
+    <w:lsdException w:name="List Table 5 Dark Accent 5" w:uiPriority="50"/>
+    <w:lsdException w:name="List Table 6 Colorful Accent 5" w:uiPriority="51"/>
+    <w:lsdException w:name="List Table 7 Colorful Accent 5" w:uiPriority="52"/>
+    <w:lsdException w:name="List Table 1 Light Accent 6" w:uiPriority="46"/>
+    <w:lsdException w:name="List Table 2 Accent 6" w:uiPriority="47"/>
+    <w:lsdException w:name="List Table 3 Accent 6" w:uiPriority="48"/>
+    <w:lsdException w:name="List Table 4 Accent 6" w:uiPriority="49"/>
+    <w:lsdException w:name="List Table 5 Dark Accent 6" w:uiPriority="50"/>
+    <w:lsdException w:name="List Table 6 Colorful Accent 6" w:uiPriority="51"/>
+    <w:lsdException w:name="List Table 7 Colorful Accent 6" w:uiPriority="52"/>
+    <w:lsdException w:name="Mention" w:semiHidden="1" w:unhideWhenUsed="1"/>
+    <w:lsdException w:name="Smart Hyperlink" w:semiHidden="1" w:unhideWhenUsed="1"/>
+    <w:lsdException w:name="Hashtag" w:semiHidden="1" w:unhideWhenUsed="1"/>
+    <w:lsdException w:name="Unresolved Mention" w:semiHidden="1" w:unhideWhenUsed="1"/>
+    <w:lsdException w:name="Smart Link" w:semiHidden="1" w:unhideWhenUsed="1"/>
+  </w:latentStyles>
+  <w:style w:type="paragraph" w:default="1" w:styleId="Normal">
+    <w:name w:val="Normal"/>
     <w:qFormat/>
-    <w:rPr>
-      <w:sz w:val="56"/>
-      <w:szCs w:val="56"/>
-    </w:rPr>
   </w:style>
   <w:style w:type="paragraph" w:styleId="Heading1">
-    <w:name w:val="Heading 1"/>
-    <w:basedOn w:val="Normal"/>
-    <w:next w:val="Normal"/>
+    <w:name w:val="heading 1"/>
+    <w:uiPriority w:val="9"/>
     <w:qFormat/>
+    <w:pPr>
+      <w:spacing w:before="300" w:after="140"/>
+      <w:outlineLvl w:val="0"/>
+    </w:pPr>
     <w:rPr>
-      <w:color w:val="2E74B5"/>
-      <w:sz w:val="32"/>
-      <w:szCs w:val="32"/>
+      <w:b/>
+      <w:bCs/>
+      <w:color w:val="1A1A1A"/>
+      <w:sz w:val="30"/>
+      <w:szCs w:val="30"/>
     </w:rPr>
   </w:style>
   <w:style w:type="paragraph" w:styleId="Heading2">
-    <w:name w:val="Heading 2"/>
-    <w:basedOn w:val="Normal"/>
-    <w:next w:val="Normal"/>
+    <w:name w:val="heading 2"/>
+    <w:uiPriority w:val="9"/>
+    <w:unhideWhenUsed/>
     <w:qFormat/>
+    <w:pPr>
+      <w:spacing w:before="180" w:after="90"/>
+      <w:outlineLvl w:val="1"/>
+    </w:pPr>
     <w:rPr>
-      <w:color w:val="2E74B5"/>
-      <w:sz w:val="26"/>
-      <w:szCs w:val="26"/>
+      <w:b/>
+      <w:bCs/>
+      <w:color w:val="1A1A1A"/>
+      <w:sz w:val="24"/>
+      <w:szCs w:val="24"/>
     </w:rPr>
   </w:style>
   <w:style w:type="paragraph" w:styleId="Heading3">
-    <w:name w:val="Heading 3"/>
-    <w:basedOn w:val="Normal"/>
-    <w:next w:val="Normal"/>
+    <w:name w:val="heading 3"/>
+    <w:uiPriority w:val="9"/>
+    <w:semiHidden/>
+    <w:unhideWhenUsed/>
     <w:qFormat/>
+    <w:pPr>
+      <w:outlineLvl w:val="2"/>
+    </w:pPr>
     <w:rPr>
       <w:color w:val="1F4D78"/>
       <w:sz w:val="24"/>
@@ -1589,10 +2120,14 @@
     </w:rPr>
   </w:style>
   <w:style w:type="paragraph" w:styleId="Heading4">
-    <w:name w:val="Heading 4"/>
-    <w:basedOn w:val="Normal"/>
-    <w:next w:val="Normal"/>
+    <w:name w:val="heading 4"/>
+    <w:uiPriority w:val="9"/>
+    <w:semiHidden/>
+    <w:unhideWhenUsed/>
     <w:qFormat/>
+    <w:pPr>
+      <w:outlineLvl w:val="3"/>
+    </w:pPr>
     <w:rPr>
       <w:i/>
       <w:iCs/>
@@ -1600,27 +2135,69 @@
     </w:rPr>
   </w:style>
   <w:style w:type="paragraph" w:styleId="Heading5">
-    <w:name w:val="Heading 5"/>
-    <w:basedOn w:val="Normal"/>
-    <w:next w:val="Normal"/>
+    <w:name w:val="heading 5"/>
+    <w:uiPriority w:val="9"/>
+    <w:semiHidden/>
+    <w:unhideWhenUsed/>
     <w:qFormat/>
+    <w:pPr>
+      <w:outlineLvl w:val="4"/>
+    </w:pPr>
     <w:rPr>
       <w:color w:val="2E74B5"/>
     </w:rPr>
   </w:style>
   <w:style w:type="paragraph" w:styleId="Heading6">
-    <w:name w:val="Heading 6"/>
-    <w:basedOn w:val="Normal"/>
-    <w:next w:val="Normal"/>
+    <w:name w:val="heading 6"/>
+    <w:uiPriority w:val="9"/>
+    <w:semiHidden/>
+    <w:unhideWhenUsed/>
     <w:qFormat/>
+    <w:pPr>
+      <w:outlineLvl w:val="5"/>
+    </w:pPr>
     <w:rPr>
       <w:color w:val="1F4D78"/>
     </w:rPr>
   </w:style>
-  <w:style w:type="paragraph" w:styleId="Strong">
-    <w:name w:val="Strong"/>
-    <w:basedOn w:val="Normal"/>
-    <w:next w:val="Normal"/>
+  <w:style w:type="character" w:default="1" w:styleId="DefaultParagraphFont">
+    <w:name w:val="Default Paragraph Font"/>
+    <w:uiPriority w:val="1"/>
+    <w:semiHidden/>
+    <w:unhideWhenUsed/>
+  </w:style>
+  <w:style w:type="table" w:default="1" w:styleId="TableNormal">
+    <w:name w:val="Normal Table"/>
+    <w:uiPriority w:val="99"/>
+    <w:semiHidden/>
+    <w:unhideWhenUsed/>
+    <w:tblPr>
+      <w:tblInd w:w="0" w:type="dxa"/>
+      <w:tblCellMar>
+        <w:top w:w="0" w:type="dxa"/>
+        <w:left w:w="108" w:type="dxa"/>
+        <w:bottom w:w="0" w:type="dxa"/>
+        <w:right w:w="108" w:type="dxa"/>
+      </w:tblCellMar>
+    </w:tblPr>
+  </w:style>
+  <w:style w:type="numbering" w:default="1" w:styleId="NoList">
+    <w:name w:val="No List"/>
+    <w:uiPriority w:val="99"/>
+    <w:semiHidden/>
+    <w:unhideWhenUsed/>
+  </w:style>
+  <w:style w:type="paragraph" w:styleId="Title">
+    <w:name w:val="Title"/>
+    <w:uiPriority w:val="10"/>
+    <w:qFormat/>
+    <w:rPr>
+      <w:sz w:val="56"/>
+      <w:szCs w:val="56"/>
+    </w:rPr>
+  </w:style>
+  <w:style w:type="paragraph" w:customStyle="1" w:styleId="Strong1">
+    <w:name w:val="Strong1"/>
     <w:qFormat/>
     <w:rPr>
       <w:b/>
@@ -1629,12 +2206,10 @@
   </w:style>
   <w:style w:type="paragraph" w:styleId="ListParagraph">
     <w:name w:val="List Paragraph"/>
-    <w:basedOn w:val="Normal"/>
     <w:qFormat/>
   </w:style>
   <w:style w:type="character" w:styleId="Hyperlink">
     <w:name w:val="Hyperlink"/>
-    <w:basedOn w:val="DefaultParagraphFont"/>
     <w:uiPriority w:val="99"/>
     <w:unhideWhenUsed/>
     <w:rPr>
@@ -1644,7 +2219,6 @@
   </w:style>
   <w:style w:type="character" w:styleId="FootnoteReference">
     <w:name w:val="footnote reference"/>
-    <w:basedOn w:val="DefaultParagraphFont"/>
     <w:uiPriority w:val="99"/>
     <w:semiHidden/>
     <w:unhideWhenUsed/>
@@ -1654,22 +2228,17 @@
   </w:style>
   <w:style w:type="paragraph" w:styleId="FootnoteText">
     <w:name w:val="footnote text"/>
-    <w:basedOn w:val="Normal"/>
     <w:link w:val="FootnoteTextChar"/>
     <w:uiPriority w:val="99"/>
     <w:semiHidden/>
     <w:unhideWhenUsed/>
-    <w:pPr>
-      <w:spacing w:after="0" w:line="240" w:lineRule="auto"/>
-    </w:pPr>
     <w:rPr>
       <w:sz w:val="20"/>
       <w:szCs w:val="20"/>
     </w:rPr>
   </w:style>
-  <w:style w:type="character" w:styleId="FootnoteTextChar">
+  <w:style w:type="character" w:customStyle="1" w:styleId="FootnoteTextChar">
     <w:name w:val="Footnote Text Char"/>
-    <w:basedOn w:val="DefaultParagraphFont"/>
     <w:link w:val="FootnoteText"/>
     <w:uiPriority w:val="99"/>
     <w:semiHidden/>
@@ -1681,7 +2250,6 @@
   </w:style>
   <w:style w:type="character" w:styleId="EndnoteReference">
     <w:name w:val="endnote reference"/>
-    <w:basedOn w:val="DefaultParagraphFont"/>
     <w:uiPriority w:val="99"/>
     <w:semiHidden/>
     <w:unhideWhenUsed/>
@@ -1691,22 +2259,17 @@
   </w:style>
   <w:style w:type="paragraph" w:styleId="EndnoteText">
     <w:name w:val="endnote text"/>
-    <w:basedOn w:val="Normal"/>
     <w:link w:val="EndnoteTextChar"/>
     <w:uiPriority w:val="99"/>
     <w:semiHidden/>
     <w:unhideWhenUsed/>
-    <w:pPr>
-      <w:spacing w:after="0" w:line="240" w:lineRule="auto"/>
-    </w:pPr>
     <w:rPr>
       <w:sz w:val="20"/>
       <w:szCs w:val="20"/>
     </w:rPr>
   </w:style>
-  <w:style w:type="character" w:styleId="EndnoteTextChar">
+  <w:style w:type="character" w:customStyle="1" w:styleId="EndnoteTextChar">
     <w:name w:val="Endnote Text Char"/>
-    <w:basedOn w:val="DefaultParagraphFont"/>
     <w:link w:val="EndnoteText"/>
     <w:uiPriority w:val="99"/>
     <w:semiHidden/>
@@ -1716,41 +2279,320 @@
       <w:szCs w:val="20"/>
     </w:rPr>
   </w:style>
-  <w:style w:type="paragraph" w:styleId="Heading1">
-    <w:name w:val="Heading 1"/>
-    <w:basedOn w:val="Normal"/>
-    <w:next w:val="Normal"/>
-    <w:qFormat/>
-    <w:pPr>
-      <w:spacing w:after="140" w:before="300"/>
-      <w:outlineLvl w:val="0"/>
-    </w:pPr>
-    <w:rPr>
-      <w:rFonts w:ascii="Arial" w:cs="Arial" w:eastAsia="Arial" w:hAnsi="Arial"/>
-      <w:b/>
-      <w:bCs/>
-      <w:color w:val="1A1A1A"/>
-      <w:sz w:val="30"/>
-      <w:szCs w:val="30"/>
-    </w:rPr>
-  </w:style>
-  <w:style w:type="paragraph" w:styleId="Heading2">
-    <w:name w:val="Heading 2"/>
-    <w:basedOn w:val="Normal"/>
-    <w:next w:val="Normal"/>
-    <w:qFormat/>
-    <w:pPr>
-      <w:spacing w:after="90" w:before="180"/>
-      <w:outlineLvl w:val="1"/>
-    </w:pPr>
-    <w:rPr>
-      <w:rFonts w:ascii="Arial" w:cs="Arial" w:eastAsia="Arial" w:hAnsi="Arial"/>
-      <w:b/>
-      <w:bCs/>
-      <w:color w:val="1A1A1A"/>
-      <w:sz w:val="24"/>
-      <w:szCs w:val="24"/>
-    </w:rPr>
-  </w:style>
 </w:styles>
+</file>
+
+<file path=word/theme/theme1.xml><?xml version="1.0" encoding="utf-8"?>
+<a:theme xmlns:a="http://schemas.openxmlformats.org/drawingml/2006/main" name="Office Theme">
+  <a:themeElements>
+    <a:clrScheme name="Office">
+      <a:dk1>
+        <a:sysClr val="windowText" lastClr="000000"/>
+      </a:dk1>
+      <a:lt1>
+        <a:sysClr val="window" lastClr="FFFFFF"/>
+      </a:lt1>
+      <a:dk2>
+        <a:srgbClr val="0E2841"/>
+      </a:dk2>
+      <a:lt2>
+        <a:srgbClr val="E8E8E8"/>
+      </a:lt2>
+      <a:accent1>
+        <a:srgbClr val="156082"/>
+      </a:accent1>
+      <a:accent2>
+        <a:srgbClr val="E97132"/>
+      </a:accent2>
+      <a:accent3>
+        <a:srgbClr val="196B24"/>
+      </a:accent3>
+      <a:accent4>
+        <a:srgbClr val="0F9ED5"/>
+      </a:accent4>
+      <a:accent5>
+        <a:srgbClr val="A02B93"/>
+      </a:accent5>
+      <a:accent6>
+        <a:srgbClr val="4EA72E"/>
+      </a:accent6>
+      <a:hlink>
+        <a:srgbClr val="467886"/>
+      </a:hlink>
+      <a:folHlink>
+        <a:srgbClr val="96607D"/>
+      </a:folHlink>
+    </a:clrScheme>
+    <a:fontScheme name="Office">
+      <a:majorFont>
+        <a:latin typeface="Aptos Display" panose="02110004020202020204"/>
+        <a:ea typeface=""/>
+        <a:cs typeface=""/>
+        <a:font script="Jpan" typeface="游ゴシック Light"/>
+        <a:font script="Hang" typeface="맑은 고딕"/>
+        <a:font script="Hans" typeface="等线 Light"/>
+        <a:font script="Hant" typeface="新細明體"/>
+        <a:font script="Arab" typeface="Times New Roman"/>
+        <a:font script="Hebr" typeface="Times New Roman"/>
+        <a:font script="Thai" typeface="Angsana New"/>
+        <a:font script="Ethi" typeface="Nyala"/>
+        <a:font script="Beng" typeface="Vrinda"/>
+        <a:font script="Gujr" typeface="Shruti"/>
+        <a:font script="Khmr" typeface="MoolBoran"/>
+        <a:font script="Knda" typeface="Tunga"/>
+        <a:font script="Guru" typeface="Raavi"/>
+        <a:font script="Cans" typeface="Euphemia"/>
+        <a:font script="Cher" typeface="Plantagenet Cherokee"/>
+        <a:font script="Yiii" typeface="Microsoft Yi Baiti"/>
+        <a:font script="Tibt" typeface="Microsoft Himalaya"/>
+        <a:font script="Thaa" typeface="MV Boli"/>
+        <a:font script="Deva" typeface="Mangal"/>
+        <a:font script="Telu" typeface="Gautami"/>
+        <a:font script="Taml" typeface="Latha"/>
+        <a:font script="Syrc" typeface="Estrangelo Edessa"/>
+        <a:font script="Orya" typeface="Kalinga"/>
+        <a:font script="Mlym" typeface="Kartika"/>
+        <a:font script="Laoo" typeface="DokChampa"/>
+        <a:font script="Sinh" typeface="Iskoola Pota"/>
+        <a:font script="Mong" typeface="Mongolian Baiti"/>
+        <a:font script="Viet" typeface="Times New Roman"/>
+        <a:font script="Uigh" typeface="Microsoft Uighur"/>
+        <a:font script="Geor" typeface="Sylfaen"/>
+        <a:font script="Armn" typeface="Arial"/>
+        <a:font script="Bugi" typeface="Leelawadee UI"/>
+        <a:font script="Bopo" typeface="Microsoft JhengHei"/>
+        <a:font script="Java" typeface="Javanese Text"/>
+        <a:font script="Lisu" typeface="Segoe UI"/>
+        <a:font script="Mymr" typeface="Myanmar Text"/>
+        <a:font script="Nkoo" typeface="Ebrima"/>
+        <a:font script="Olck" typeface="Nirmala UI"/>
+        <a:font script="Osma" typeface="Ebrima"/>
+        <a:font script="Phag" typeface="Phagspa"/>
+        <a:font script="Syrn" typeface="Estrangelo Edessa"/>
+        <a:font script="Syrj" typeface="Estrangelo Edessa"/>
+        <a:font script="Syre" typeface="Estrangelo Edessa"/>
+        <a:font script="Sora" typeface="Nirmala UI"/>
+        <a:font script="Tale" typeface="Microsoft Tai Le"/>
+        <a:font script="Talu" typeface="Microsoft New Tai Lue"/>
+        <a:font script="Tfng" typeface="Ebrima"/>
+      </a:majorFont>
+      <a:minorFont>
+        <a:latin typeface="Aptos" panose="02110004020202020204"/>
+        <a:ea typeface=""/>
+        <a:cs typeface=""/>
+        <a:font script="Jpan" typeface="游明朝"/>
+        <a:font script="Hang" typeface="맑은 고딕"/>
+        <a:font script="Hans" typeface="等线"/>
+        <a:font script="Hant" typeface="新細明體"/>
+        <a:font script="Arab" typeface="Arial"/>
+        <a:font script="Hebr" typeface="Arial"/>
+        <a:font script="Thai" typeface="Cordia New"/>
+        <a:font script="Ethi" typeface="Nyala"/>
+        <a:font script="Beng" typeface="Vrinda"/>
+        <a:font script="Gujr" typeface="Shruti"/>
+        <a:font script="Khmr" typeface="DaunPenh"/>
+        <a:font script="Knda" typeface="Tunga"/>
+        <a:font script="Guru" typeface="Raavi"/>
+        <a:font script="Cans" typeface="Euphemia"/>
+        <a:font script="Cher" typeface="Plantagenet Cherokee"/>
+        <a:font script="Yiii" typeface="Microsoft Yi Baiti"/>
+        <a:font script="Tibt" typeface="Microsoft Himalaya"/>
+        <a:font script="Thaa" typeface="MV Boli"/>
+        <a:font script="Deva" typeface="Mangal"/>
+        <a:font script="Telu" typeface="Gautami"/>
+        <a:font script="Taml" typeface="Latha"/>
+        <a:font script="Syrc" typeface="Estrangelo Edessa"/>
+        <a:font script="Orya" typeface="Kalinga"/>
+        <a:font script="Mlym" typeface="Kartika"/>
+        <a:font script="Laoo" typeface="DokChampa"/>
+        <a:font script="Sinh" typeface="Iskoola Pota"/>
+        <a:font script="Mong" typeface="Mongolian Baiti"/>
+        <a:font script="Viet" typeface="Arial"/>
+        <a:font script="Uigh" typeface="Microsoft Uighur"/>
+        <a:font script="Geor" typeface="Sylfaen"/>
+        <a:font script="Armn" typeface="Arial"/>
+        <a:font script="Bugi" typeface="Leelawadee UI"/>
+        <a:font script="Bopo" typeface="Microsoft JhengHei"/>
+        <a:font script="Java" typeface="Javanese Text"/>
+        <a:font script="Lisu" typeface="Segoe UI"/>
+        <a:font script="Mymr" typeface="Myanmar Text"/>
+        <a:font script="Nkoo" typeface="Ebrima"/>
+        <a:font script="Olck" typeface="Nirmala UI"/>
+        <a:font script="Osma" typeface="Ebrima"/>
+        <a:font script="Phag" typeface="Phagspa"/>
+        <a:font script="Syrn" typeface="Estrangelo Edessa"/>
+        <a:font script="Syrj" typeface="Estrangelo Edessa"/>
+        <a:font script="Syre" typeface="Estrangelo Edessa"/>
+        <a:font script="Sora" typeface="Nirmala UI"/>
+        <a:font script="Tale" typeface="Microsoft Tai Le"/>
+        <a:font script="Talu" typeface="Microsoft New Tai Lue"/>
+        <a:font script="Tfng" typeface="Ebrima"/>
+      </a:minorFont>
+    </a:fontScheme>
+    <a:fmtScheme name="Office">
+      <a:fillStyleLst>
+        <a:solidFill>
+          <a:schemeClr val="phClr"/>
+        </a:solidFill>
+        <a:gradFill rotWithShape="1">
+          <a:gsLst>
+            <a:gs pos="0">
+              <a:schemeClr val="phClr">
+                <a:lumMod val="110000"/>
+                <a:satMod val="105000"/>
+                <a:tint val="67000"/>
+              </a:schemeClr>
+            </a:gs>
+            <a:gs pos="50000">
+              <a:schemeClr val="phClr">
+                <a:lumMod val="105000"/>
+                <a:satMod val="103000"/>
+                <a:tint val="73000"/>
+              </a:schemeClr>
+            </a:gs>
+            <a:gs pos="100000">
+              <a:schemeClr val="phClr">
+                <a:lumMod val="105000"/>
+                <a:satMod val="109000"/>
+                <a:tint val="81000"/>
+              </a:schemeClr>
+            </a:gs>
+          </a:gsLst>
+          <a:lin ang="5400000" scaled="0"/>
+        </a:gradFill>
+        <a:gradFill rotWithShape="1">
+          <a:gsLst>
+            <a:gs pos="0">
+              <a:schemeClr val="phClr">
+                <a:satMod val="103000"/>
+                <a:lumMod val="102000"/>
+                <a:tint val="94000"/>
+              </a:schemeClr>
+            </a:gs>
+            <a:gs pos="50000">
+              <a:schemeClr val="phClr">
+                <a:satMod val="110000"/>
+                <a:lumMod val="100000"/>
+                <a:shade val="100000"/>
+              </a:schemeClr>
+            </a:gs>
+            <a:gs pos="100000">
+              <a:schemeClr val="phClr">
+                <a:lumMod val="99000"/>
+                <a:satMod val="120000"/>
+                <a:shade val="78000"/>
+              </a:schemeClr>
+            </a:gs>
+          </a:gsLst>
+          <a:lin ang="5400000" scaled="0"/>
+        </a:gradFill>
+      </a:fillStyleLst>
+      <a:lnStyleLst>
+        <a:ln w="12700" cap="flat" cmpd="sng" algn="ctr">
+          <a:solidFill>
+            <a:schemeClr val="phClr"/>
+          </a:solidFill>
+          <a:prstDash val="solid"/>
+          <a:miter lim="800000"/>
+        </a:ln>
+        <a:ln w="19050" cap="flat" cmpd="sng" algn="ctr">
+          <a:solidFill>
+            <a:schemeClr val="phClr"/>
+          </a:solidFill>
+          <a:prstDash val="solid"/>
+          <a:miter lim="800000"/>
+        </a:ln>
+        <a:ln w="25400" cap="flat" cmpd="sng" algn="ctr">
+          <a:solidFill>
+            <a:schemeClr val="phClr"/>
+          </a:solidFill>
+          <a:prstDash val="solid"/>
+          <a:miter lim="800000"/>
+        </a:ln>
+      </a:lnStyleLst>
+      <a:effectStyleLst>
+        <a:effectStyle>
+          <a:effectLst/>
+        </a:effectStyle>
+        <a:effectStyle>
+          <a:effectLst/>
+        </a:effectStyle>
+        <a:effectStyle>
+          <a:effectLst>
+            <a:outerShdw blurRad="57150" dist="19050" dir="5400000" algn="ctr" rotWithShape="0">
+              <a:srgbClr val="000000">
+                <a:alpha val="63000"/>
+              </a:srgbClr>
+            </a:outerShdw>
+          </a:effectLst>
+        </a:effectStyle>
+      </a:effectStyleLst>
+      <a:bgFillStyleLst>
+        <a:solidFill>
+          <a:schemeClr val="phClr"/>
+        </a:solidFill>
+        <a:solidFill>
+          <a:schemeClr val="phClr">
+            <a:tint val="95000"/>
+            <a:satMod val="170000"/>
+          </a:schemeClr>
+        </a:solidFill>
+        <a:gradFill rotWithShape="1">
+          <a:gsLst>
+            <a:gs pos="0">
+              <a:schemeClr val="phClr">
+                <a:tint val="93000"/>
+                <a:satMod val="150000"/>
+                <a:shade val="98000"/>
+                <a:lumMod val="102000"/>
+              </a:schemeClr>
+            </a:gs>
+            <a:gs pos="50000">
+              <a:schemeClr val="phClr">
+                <a:tint val="98000"/>
+                <a:satMod val="130000"/>
+                <a:shade val="90000"/>
+                <a:lumMod val="103000"/>
+              </a:schemeClr>
+            </a:gs>
+            <a:gs pos="100000">
+              <a:schemeClr val="phClr">
+                <a:shade val="63000"/>
+                <a:satMod val="120000"/>
+              </a:schemeClr>
+            </a:gs>
+          </a:gsLst>
+          <a:lin ang="5400000" scaled="0"/>
+        </a:gradFill>
+      </a:bgFillStyleLst>
+    </a:fmtScheme>
+  </a:themeElements>
+  <a:objectDefaults>
+    <a:lnDef>
+      <a:spPr/>
+      <a:bodyPr/>
+      <a:lstStyle/>
+      <a:style>
+        <a:lnRef idx="2">
+          <a:schemeClr val="accent1"/>
+        </a:lnRef>
+        <a:fillRef idx="0">
+          <a:schemeClr val="accent1"/>
+        </a:fillRef>
+        <a:effectRef idx="1">
+          <a:schemeClr val="accent1"/>
+        </a:effectRef>
+        <a:fontRef idx="minor">
+          <a:schemeClr val="tx1"/>
+        </a:fontRef>
+      </a:style>
+    </a:lnDef>
+  </a:objectDefaults>
+  <a:extraClrSchemeLst/>
+  <a:extLst>
+    <a:ext uri="{05A4C25C-085E-4340-85A3-A5531E510DB2}">
+      <thm15:themeFamily xmlns:thm15="http://schemas.microsoft.com/office/thememl/2012/main" name="Office Theme" id="{2E142A2C-CD16-42D6-873A-C26D2A0506FA}" vid="{1BDDFF52-6CD6-40A5-AB3C-68EB2F1E4D0A}"/>
+    </a:ext>
+  </a:extLst>
+</a:theme>
 </file>